--- a/content/CP4807/CP4807-TN.docx
+++ b/content/CP4807/CP4807-TN.docx
@@ -2,11 +2,6 @@
 <file path=word/document.xml><?xml version="1.0" encoding="utf-8"?>
 <w:document xmlns:wpc="http://schemas.microsoft.com/office/word/2010/wordprocessingCanvas" xmlns:cx="http://schemas.microsoft.com/office/drawing/2014/chartex" xmlns:cx1="http://schemas.microsoft.com/office/drawing/2015/9/8/chartex" xmlns:cx2="http://schemas.microsoft.com/office/drawing/2015/10/21/chartex" xmlns:cx3="http://schemas.microsoft.com/office/drawing/2016/5/9/chartex" xmlns:cx4="http://schemas.microsoft.com/office/drawing/2016/5/10/chartex" xmlns:cx5="http://schemas.microsoft.com/office/drawing/2016/5/11/chartex" xmlns:cx6="http://schemas.microsoft.com/office/drawing/2016/5/12/chartex" xmlns:cx7="http://schemas.microsoft.com/office/drawing/2016/5/13/chartex" xmlns:cx8="http://schemas.microsoft.com/office/drawing/2016/5/14/chartex" xmlns:mc="http://schemas.openxmlformats.org/markup-compatibility/2006" xmlns:aink="http://schemas.microsoft.com/office/drawing/2016/ink" xmlns:am3d="http://schemas.microsoft.com/office/drawing/2017/model3d" xmlns:o="urn:schemas-microsoft-com:office:office" xmlns:oel="http://schemas.microsoft.com/office/2019/extlst" xmlns:r="http://schemas.openxmlformats.org/officeDocument/2006/relationships" xmlns:m="http://schemas.openxmlformats.org/officeDocument/2006/math" xmlns:v="urn:schemas-microsoft-com:vml" xmlns:wp14="http://schemas.microsoft.com/office/word/2010/wordprocessingDrawing" xmlns:wp="http://schemas.openxmlformats.org/drawingml/2006/wordprocessingDrawing" xmlns:w10="urn:schemas-microsoft-com:office:word" xmlns:w="http://schemas.openxmlformats.org/wordprocessingml/2006/main" xmlns:w14="http://schemas.microsoft.com/office/word/2010/wordml" xmlns:w15="http://schemas.microsoft.com/office/word/2012/wordml" xmlns:w16cex="http://schemas.microsoft.com/office/word/2018/wordml/cex" xmlns:w16cid="http://schemas.microsoft.com/office/word/2016/wordml/cid" xmlns:w16="http://schemas.microsoft.com/office/word/2018/wordml" xmlns:w16du="http://schemas.microsoft.com/office/word/2023/wordml/word16du" xmlns:w16sdtdh="http://schemas.microsoft.com/office/word/2020/wordml/sdtdatahash" xmlns:w16sdtfl="http://schemas.microsoft.com/office/word/2024/wordml/sdtformatlock" xmlns:w16se="http://schemas.microsoft.com/office/word/2015/wordml/symex" xmlns:wpg="http://schemas.microsoft.com/office/word/2010/wordprocessingGroup" xmlns:wpi="http://schemas.microsoft.com/office/word/2010/wordprocessingInk" xmlns:wne="http://schemas.microsoft.com/office/word/2006/wordml" xmlns:wps="http://schemas.microsoft.com/office/word/2010/wordprocessingShape" mc:Ignorable="w14 w15 w16se w16cid w16 w16cex w16sdtdh w16sdtfl w16du wp14">
   <w:body>
-    <w:p>
-      <w:pPr>
-        <w:pStyle w:val="Heading1"/>
-      </w:pPr>
-    </w:p>
     <w:tbl>
       <w:tblPr>
         <w:tblStyle w:val="TableGrid"/>
@@ -34,7 +29,17 @@
             </w:tcBorders>
             <w:shd w:val="clear" w:color="auto" w:fill="000000" w:themeFill="text1"/>
           </w:tcPr>
-          <w:p/>
+          <w:p>
+            <w:pPr>
+              <w:rPr>
+                <w:rFonts w:cs="Arial"/>
+                <w:b/>
+                <w:bCs/>
+                <w:sz w:val="40"/>
+                <w:szCs w:val="40"/>
+              </w:rPr>
+            </w:pPr>
+          </w:p>
         </w:tc>
         <w:tc>
           <w:tcPr>
@@ -48,13 +53,34 @@
           </w:tcPr>
           <w:p>
             <w:pPr>
-              <w:pStyle w:val="Wsnumber"/>
+              <w:rPr>
+                <w:rFonts w:cs="Arial"/>
+                <w:b/>
+                <w:bCs/>
+                <w:sz w:val="40"/>
+                <w:szCs w:val="40"/>
+              </w:rPr>
             </w:pPr>
             <w:r>
+              <w:rPr>
+                <w:rFonts w:cs="Arial"/>
+                <w:b/>
+                <w:bCs/>
+                <w:sz w:val="40"/>
+                <w:szCs w:val="40"/>
+              </w:rPr>
               <w:t>Teacher’s notes</w:t>
             </w:r>
           </w:p>
-          <w:p/>
+          <w:p>
+            <w:pPr>
+              <w:rPr>
+                <w:rFonts w:cs="Arial"/>
+                <w:sz w:val="14"/>
+                <w:szCs w:val="14"/>
+              </w:rPr>
+            </w:pPr>
+          </w:p>
         </w:tc>
         <w:tc>
           <w:tcPr>
@@ -68,17 +94,45 @@
           </w:tcPr>
           <w:p>
             <w:pPr>
-              <w:pStyle w:val="Packtitle"/>
+              <w:jc w:val="center"/>
+              <w:rPr>
+                <w:rFonts w:cs="Arial"/>
+                <w:b/>
+                <w:bCs/>
+                <w:sz w:val="32"/>
+                <w:szCs w:val="32"/>
+              </w:rPr>
             </w:pPr>
             <w:r>
+              <w:rPr>
+                <w:rFonts w:cs="Arial"/>
+                <w:b/>
+                <w:bCs/>
+                <w:sz w:val="32"/>
+                <w:szCs w:val="32"/>
+              </w:rPr>
               <w:t>Introduction to</w:t>
             </w:r>
           </w:p>
           <w:p>
             <w:pPr>
-              <w:pStyle w:val="Packtitle"/>
+              <w:jc w:val="center"/>
+              <w:rPr>
+                <w:rFonts w:cs="Arial"/>
+                <w:b/>
+                <w:bCs/>
+                <w:sz w:val="32"/>
+                <w:szCs w:val="32"/>
+              </w:rPr>
             </w:pPr>
             <w:r>
+              <w:rPr>
+                <w:rFonts w:cs="Arial"/>
+                <w:b/>
+                <w:bCs/>
+                <w:sz w:val="32"/>
+                <w:szCs w:val="32"/>
+              </w:rPr>
               <w:t>microcontrollers</w:t>
             </w:r>
           </w:p>
@@ -89,7 +143,6 @@
       <w:pPr>
         <w:pStyle w:val="Heading2"/>
       </w:pPr>
-      <w:bookmarkStart w:id="0" w:name="_Hlk212732334"/>
       <w:r>
         <w:t>Previous learning</w:t>
       </w:r>
@@ -123,7 +176,7 @@
         <w:pStyle w:val="ListParagraph"/>
         <w:numPr>
           <w:ilvl w:val="0"/>
-          <w:numId w:val="1"/>
+          <w:numId w:val="20"/>
         </w:numPr>
       </w:pPr>
       <w:r>
@@ -135,7 +188,7 @@
         <w:pStyle w:val="ListParagraph"/>
         <w:numPr>
           <w:ilvl w:val="0"/>
-          <w:numId w:val="1"/>
+          <w:numId w:val="20"/>
         </w:numPr>
       </w:pPr>
       <w:r>
@@ -155,14 +208,22 @@
         <w:pStyle w:val="ListParagraph"/>
         <w:numPr>
           <w:ilvl w:val="0"/>
-          <w:numId w:val="1"/>
+          <w:numId w:val="20"/>
         </w:numPr>
       </w:pPr>
       <w:r>
-        <w:t>Students should be</w:t>
-      </w:r>
-      <w:r>
-        <w:t xml:space="preserve"> introduced to each topic or worksheet. They should </w:t>
+        <w:t xml:space="preserve">Students should </w:t>
+      </w:r>
+      <w:proofErr w:type="gramStart"/>
+      <w:r>
+        <w:t xml:space="preserve">be </w:t>
+      </w:r>
+      <w:r>
+        <w:t xml:space="preserve"> introduced</w:t>
+      </w:r>
+      <w:proofErr w:type="gramEnd"/>
+      <w:r>
+        <w:t xml:space="preserve"> to each topic or worksheet. They should </w:t>
       </w:r>
       <w:r>
         <w:t xml:space="preserve">be given time to investigate </w:t>
@@ -171,11 +232,13 @@
         <w:t>the topic</w:t>
       </w:r>
       <w:r>
-        <w:t xml:space="preserve"> using the internet. If students are investigating this on their own</w:t>
-      </w:r>
-      <w:r>
-        <w:t>,</w:t>
-      </w:r>
+        <w:t xml:space="preserve"> using the internet. If students are investigating this on their </w:t>
+      </w:r>
+      <w:proofErr w:type="gramStart"/>
+      <w:r>
+        <w:t>own</w:t>
+      </w:r>
+      <w:proofErr w:type="gramEnd"/>
       <w:r>
         <w:t xml:space="preserve"> you may want to give additional structure to this activity.</w:t>
       </w:r>
@@ -185,7 +248,7 @@
         <w:pStyle w:val="ListParagraph"/>
         <w:numPr>
           <w:ilvl w:val="0"/>
-          <w:numId w:val="1"/>
+          <w:numId w:val="20"/>
         </w:numPr>
       </w:pPr>
       <w:r>
@@ -205,7 +268,7 @@
         <w:pStyle w:val="ListParagraph"/>
         <w:numPr>
           <w:ilvl w:val="0"/>
-          <w:numId w:val="1"/>
+          <w:numId w:val="20"/>
         </w:numPr>
       </w:pPr>
       <w:r>
@@ -217,7 +280,7 @@
         <w:pStyle w:val="ListParagraph"/>
         <w:numPr>
           <w:ilvl w:val="0"/>
-          <w:numId w:val="1"/>
+          <w:numId w:val="20"/>
         </w:numPr>
       </w:pPr>
       <w:r>
@@ -230,9 +293,6 @@
       <w:proofErr w:type="gramEnd"/>
       <w:r>
         <w:t xml:space="preserve"> also ensures that they have understanding.</w:t>
-      </w:r>
-      <w:r>
-        <w:t xml:space="preserve"> Our scheme of work includes 3 assessments and a final project.</w:t>
       </w:r>
     </w:p>
     <w:p>
@@ -240,22 +300,14 @@
         <w:pStyle w:val="ListParagraph"/>
         <w:numPr>
           <w:ilvl w:val="0"/>
-          <w:numId w:val="1"/>
+          <w:numId w:val="20"/>
         </w:numPr>
       </w:pPr>
       <w:r>
-        <w:t>Students do not have to do all worksheets or tasks. That’s up to you to decide.</w:t>
-      </w:r>
-      <w:r>
-        <w:t xml:space="preserve"> </w:t>
-      </w:r>
-      <w:proofErr w:type="gramStart"/>
-      <w:r>
-        <w:t>Worksheet</w:t>
-      </w:r>
-      <w:proofErr w:type="gramEnd"/>
-      <w:r>
-        <w:t xml:space="preserve"> 10 and 11 are quite advanced.</w:t>
+        <w:t>Occasionally you should test students understanding by asking them to complete a</w:t>
+      </w:r>
+      <w:r>
+        <w:t xml:space="preserve"> project from scratch. This tests their understanding of what they have learned. </w:t>
       </w:r>
     </w:p>
     <w:p>
@@ -263,97 +315,32 @@
         <w:pStyle w:val="ListParagraph"/>
         <w:numPr>
           <w:ilvl w:val="0"/>
-          <w:numId w:val="1"/>
+          <w:numId w:val="20"/>
         </w:numPr>
       </w:pPr>
       <w:r>
-        <w:t>There are three sets of worksheets in this series: Introduction to microcontrollers, Sensors and microcontrollers, and Motors and microcontrollers. We have split the content by topic</w:t>
-      </w:r>
-      <w:r>
-        <w:t xml:space="preserve"> for ease of publication</w:t>
-      </w:r>
-      <w:r>
-        <w:t xml:space="preserve">. You will need to decide what </w:t>
-      </w:r>
-      <w:r>
-        <w:t>sequence</w:t>
-      </w:r>
-      <w:r>
-        <w:t xml:space="preserve"> your students complete the worksheets in</w:t>
-      </w:r>
-      <w:r>
-        <w:t xml:space="preserve">. We have split the worksheet difficulty into </w:t>
-      </w:r>
-      <w:r>
-        <w:t>Bronze</w:t>
-      </w:r>
-      <w:r>
-        <w:t xml:space="preserve">, </w:t>
-      </w:r>
-      <w:r>
-        <w:t>Silver, and Gold</w:t>
-      </w:r>
-      <w:r>
-        <w:t>. Not all students will be able to complete all exercises.</w:t>
-      </w:r>
-      <w:r>
-        <w:t xml:space="preserve"> A reasonable approach would be to deliver </w:t>
-      </w:r>
-      <w:r>
-        <w:t>Bronze</w:t>
-      </w:r>
-      <w:r>
-        <w:t xml:space="preserve"> in each of Introduction to microcontrollers, Sensors and microcontrollers, and Motors and microcontrollers, then deliver </w:t>
-      </w:r>
-      <w:r>
-        <w:t>Silver</w:t>
-      </w:r>
-      <w:r>
-        <w:t xml:space="preserve"> then deliver </w:t>
-      </w:r>
-      <w:r>
-        <w:t>Gold</w:t>
-      </w:r>
-      <w:r>
-        <w:t xml:space="preserve"> to those students who are capable.</w:t>
+        <w:t>Students do not have to do all worksheets or tasks. That’s up to you to decide.</w:t>
       </w:r>
     </w:p>
     <w:p>
       <w:pPr>
-        <w:pStyle w:val="ListParagraph"/>
-        <w:numPr>
-          <w:ilvl w:val="0"/>
-          <w:numId w:val="1"/>
-        </w:numPr>
-      </w:pPr>
-      <w:r>
-        <w:t xml:space="preserve">The curriculum is based on the requirements of the BTEC level 3 in Engineering – Unit 6: Microcontroller systems for engineers. </w:t>
-      </w:r>
-      <w:r>
-        <w:t xml:space="preserve"> </w:t>
-      </w:r>
-      <w:r>
-        <w:t xml:space="preserve">This can be downloaded from the Pearson web site. </w:t>
+        <w:pStyle w:val="Heading2"/>
+      </w:pPr>
+      <w:r>
+        <w:t>Example programs</w:t>
       </w:r>
     </w:p>
     <w:p>
-      <w:pPr>
-        <w:pStyle w:val="ListParagraph"/>
-        <w:numPr>
-          <w:ilvl w:val="0"/>
-          <w:numId w:val="1"/>
-        </w:numPr>
-      </w:pPr>
-      <w:r>
-        <w:t xml:space="preserve">We have included – below – a full scheme of work for a </w:t>
-      </w:r>
-      <w:proofErr w:type="gramStart"/>
-      <w:r>
-        <w:t>60 hour</w:t>
-      </w:r>
-      <w:proofErr w:type="gramEnd"/>
-      <w:r>
-        <w:t xml:space="preserve"> module in microcontroller development. </w:t>
+      <w:r>
+        <w:t xml:space="preserve">The </w:t>
+      </w:r>
+      <w:proofErr w:type="spellStart"/>
+      <w:r>
+        <w:t>Flowcode</w:t>
+      </w:r>
+      <w:proofErr w:type="spellEnd"/>
+      <w:r>
+        <w:t xml:space="preserve"> wiki includes basic examples for each worksheet. Completed programs for the worksheet tasks are not given. Students are expected to construct the programs themselves. </w:t>
       </w:r>
     </w:p>
     <w:p>
@@ -361,71 +348,15 @@
         <w:pStyle w:val="Heading2"/>
       </w:pPr>
       <w:r>
-        <w:t>Example programs</w:t>
+        <w:t>Time</w:t>
       </w:r>
     </w:p>
     <w:p>
       <w:r>
-        <w:t xml:space="preserve">In </w:t>
-      </w:r>
-      <w:proofErr w:type="gramStart"/>
-      <w:r>
-        <w:t>general</w:t>
-      </w:r>
-      <w:proofErr w:type="gramEnd"/>
-      <w:r>
-        <w:t xml:space="preserve"> t</w:t>
-      </w:r>
-      <w:r>
-        <w:t xml:space="preserve">he worksheets make use of prewritten functional examples. Students load the example, understand it and then modify it to make sure that they have </w:t>
-      </w:r>
-      <w:proofErr w:type="gramStart"/>
-      <w:r>
-        <w:t xml:space="preserve">learned </w:t>
-      </w:r>
-      <w:r>
-        <w:t xml:space="preserve"> the</w:t>
-      </w:r>
-      <w:proofErr w:type="gramEnd"/>
-      <w:r>
-        <w:t xml:space="preserve"> principles under discussion</w:t>
-      </w:r>
-      <w:r>
-        <w:t xml:space="preserve">. </w:t>
-      </w:r>
-    </w:p>
-    <w:p/>
-    <w:p>
-      <w:r>
-        <w:t xml:space="preserve">The examples are available directly from within the </w:t>
-      </w:r>
-      <w:proofErr w:type="spellStart"/>
-      <w:r>
-        <w:t>Flowcode</w:t>
-      </w:r>
-      <w:proofErr w:type="spellEnd"/>
-      <w:r>
-        <w:t xml:space="preserve"> package. From within </w:t>
-      </w:r>
-      <w:proofErr w:type="spellStart"/>
-      <w:r>
-        <w:t>Flowcode</w:t>
-      </w:r>
-      <w:proofErr w:type="spellEnd"/>
-      <w:r>
-        <w:t xml:space="preserve"> select: FILE…NEW PROJECT…OPEN EXAMPLE OR TEMPLATE…and select the example you want from the relevant worksheet pack. </w:t>
-      </w:r>
-    </w:p>
-    <w:p/>
-    <w:p>
-      <w:r>
-        <w:t xml:space="preserve">Examples are available separately for PIC, Arduino and </w:t>
-      </w:r>
-      <w:r>
-        <w:t>ESP32</w:t>
-      </w:r>
-      <w:r>
-        <w:t xml:space="preserve"> microcontrollers. </w:t>
+        <w:t xml:space="preserve">Of course this depends on student capability. We estimate that it will take </w:t>
+      </w:r>
+      <w:r>
+        <w:t xml:space="preserve">15 hours to complete all the worksheets. </w:t>
       </w:r>
     </w:p>
     <w:p>
@@ -433,21 +364,20 @@
         <w:pStyle w:val="Heading2"/>
       </w:pPr>
       <w:r>
-        <w:t>Time</w:t>
+        <w:t>Software</w:t>
       </w:r>
     </w:p>
     <w:p>
       <w:r>
-        <w:t xml:space="preserve">Of course this depends on student capability. We estimate that it will take </w:t>
-      </w:r>
-      <w:r>
-        <w:t>15 hours to complete all the worksheets</w:t>
-      </w:r>
-      <w:r>
-        <w:t xml:space="preserve"> in this module</w:t>
-      </w:r>
-      <w:r>
-        <w:t xml:space="preserve">. </w:t>
+        <w:t xml:space="preserve">The videos make use of </w:t>
+      </w:r>
+      <w:proofErr w:type="spellStart"/>
+      <w:r>
+        <w:t>Flowcode</w:t>
+      </w:r>
+      <w:proofErr w:type="spellEnd"/>
+      <w:r>
+        <w:t xml:space="preserve"> embedded and we anticipate that you are likely to use this for your programs. But you can use these worksheets with any microcontroller development software. The flowchart programs can easily be followed by C programmers. </w:t>
       </w:r>
     </w:p>
     <w:p>
@@ -455,20 +385,12 @@
         <w:pStyle w:val="Heading2"/>
       </w:pPr>
       <w:r>
-        <w:t>Software</w:t>
+        <w:t>Assessment</w:t>
       </w:r>
     </w:p>
     <w:p>
       <w:r>
-        <w:t xml:space="preserve">The videos make use of </w:t>
-      </w:r>
-      <w:proofErr w:type="spellStart"/>
-      <w:r>
-        <w:t>Flowcode</w:t>
-      </w:r>
-      <w:proofErr w:type="spellEnd"/>
-      <w:r>
-        <w:t xml:space="preserve"> embedded and we anticipate that you are likely to use this for your programs. But you can use these worksheets with any microcontroller development software. The flowchart programs can easily be followed by C programmers. </w:t>
+        <w:t xml:space="preserve">Creating any of these programs from scratch will be suitable as a way of assessing that students have understood the programs and have programming ability. </w:t>
       </w:r>
     </w:p>
     <w:p>
@@ -477,42 +399,25 @@
       </w:pPr>
       <w:r>
         <w:lastRenderedPageBreak/>
-        <w:t>Assessment</w:t>
+        <w:t>Har</w:t>
+      </w:r>
+      <w:r>
+        <w:t>d</w:t>
+      </w:r>
+      <w:r>
+        <w:t>ware</w:t>
       </w:r>
     </w:p>
     <w:p>
-      <w:r>
-        <w:t xml:space="preserve">Creating programs from scratch will be suitable as a way of assessing that students have understood the programs and have programming ability. </w:t>
-      </w:r>
-    </w:p>
-    <w:p>
-      <w:pPr>
-        <w:pStyle w:val="Heading2"/>
-      </w:pPr>
-      <w:r>
-        <w:t>Har</w:t>
-      </w:r>
-      <w:r>
-        <w:t>d</w:t>
-      </w:r>
-      <w:r>
-        <w:t>ware</w:t>
-      </w:r>
-    </w:p>
-    <w:p/>
-    <w:p>
-      <w:pPr>
-        <w:jc w:val="center"/>
-      </w:pPr>
       <w:r>
         <w:rPr>
           <w:noProof/>
         </w:rPr>
         <w:drawing>
-          <wp:inline distT="0" distB="0" distL="0" distR="0" wp14:anchorId="60C994E3" wp14:editId="75E9EE96">
-            <wp:extent cx="4282594" cy="2912911"/>
-            <wp:effectExtent l="0" t="0" r="3810" b="1905"/>
-            <wp:docPr id="1229493268" name="PIC development centre.png"/>
+          <wp:inline distT="0" distB="0" distL="0" distR="0" wp14:anchorId="550B156B" wp14:editId="5DE2F1D2">
+            <wp:extent cx="6840220" cy="4532907"/>
+            <wp:effectExtent l="0" t="0" r="0" b="1270"/>
+            <wp:docPr id="1206080608" name="Picture 3"/>
             <wp:cNvGraphicFramePr>
               <a:graphicFrameLocks xmlns:a="http://schemas.openxmlformats.org/drawingml/2006/main" noChangeAspect="1"/>
             </wp:cNvGraphicFramePr>
@@ -520,23 +425,29 @@
               <a:graphicData uri="http://schemas.openxmlformats.org/drawingml/2006/picture">
                 <pic:pic xmlns:pic="http://schemas.openxmlformats.org/drawingml/2006/picture">
                   <pic:nvPicPr>
-                    <pic:cNvPr id="1229493268" name="PIC development centre.png"/>
-                    <pic:cNvPicPr/>
+                    <pic:cNvPr id="1206080608" name="Picture 3"/>
+                    <pic:cNvPicPr>
+                      <a:picLocks noChangeAspect="1" noChangeArrowheads="1"/>
+                    </pic:cNvPicPr>
                   </pic:nvPicPr>
                   <pic:blipFill>
-                    <a:blip r:embed="rId8" r:link="rId9"/>
+                    <a:blip r:link="rId6"/>
                     <a:stretch>
                       <a:fillRect/>
                     </a:stretch>
                   </pic:blipFill>
-                  <pic:spPr>
+                  <pic:spPr bwMode="auto">
                     <a:xfrm>
                       <a:off x="0" y="0"/>
-                      <a:ext cx="4282594" cy="2912911"/>
+                      <a:ext cx="6840220" cy="4532907"/>
                     </a:xfrm>
                     <a:prstGeom prst="rect">
                       <a:avLst/>
                     </a:prstGeom>
+                    <a:noFill/>
+                    <a:ln>
+                      <a:noFill/>
+                    </a:ln>
                   </pic:spPr>
                 </pic:pic>
               </a:graphicData>
@@ -545,16 +456,12 @@
         </w:drawing>
       </w:r>
     </w:p>
-    <w:p/>
     <w:p>
       <w:r>
         <w:t>This course is designed to be used with a Matrix Microcontroller development centre. There are three versions:</w:t>
       </w:r>
     </w:p>
     <w:p>
-      <w:pPr>
-        <w:pStyle w:val="Contents"/>
-      </w:pPr>
       <w:r>
         <w:t>BL5394</w:t>
       </w:r>
@@ -567,9 +474,6 @@
       </w:r>
     </w:p>
     <w:p>
-      <w:pPr>
-        <w:pStyle w:val="Contents"/>
-      </w:pPr>
       <w:r>
         <w:t>BL8624</w:t>
       </w:r>
@@ -585,9 +489,6 @@
       </w:r>
     </w:p>
     <w:p>
-      <w:pPr>
-        <w:pStyle w:val="Contents"/>
-      </w:pPr>
       <w:r>
         <w:t>BL3797</w:t>
       </w:r>
@@ -602,910 +503,9 @@
         <w:t>microcontroller development centre</w:t>
       </w:r>
     </w:p>
-    <w:p>
-      <w:r>
-        <w:t>Th</w:t>
-      </w:r>
-      <w:r>
-        <w:t>ese</w:t>
-      </w:r>
-      <w:r>
-        <w:t xml:space="preserve"> consist of:</w:t>
-      </w:r>
-    </w:p>
-    <w:p>
-      <w:pPr>
-        <w:pStyle w:val="Contents"/>
-      </w:pPr>
-      <w:r>
-        <w:t>Upstream board – BL0082 PIC, BL0040 Arduino, or BL0070 ESP32</w:t>
-      </w:r>
-    </w:p>
-    <w:p>
-      <w:pPr>
-        <w:pStyle w:val="Contents"/>
-      </w:pPr>
-      <w:r>
-        <w:t>BL0114 Combo board</w:t>
-      </w:r>
-    </w:p>
-    <w:p>
-      <w:pPr>
-        <w:pStyle w:val="Contents"/>
-      </w:pPr>
-      <w:r>
-        <w:t>BL0117 Prototype board</w:t>
-      </w:r>
-    </w:p>
-    <w:p>
-      <w:pPr>
-        <w:pStyle w:val="Contents"/>
-      </w:pPr>
-      <w:r>
-        <w:t>BL0118 Project board</w:t>
-      </w:r>
-    </w:p>
-    <w:p>
-      <w:pPr>
-        <w:pStyle w:val="Contents"/>
-      </w:pPr>
-      <w:r>
-        <w:t>BL0127 Actuators board</w:t>
-      </w:r>
-    </w:p>
-    <w:p>
-      <w:pPr>
-        <w:pStyle w:val="Contents"/>
-      </w:pPr>
-      <w:r>
-        <w:t>BL0135 9 axis motion / accelerometer board</w:t>
-      </w:r>
-    </w:p>
-    <w:p>
-      <w:pPr>
-        <w:pStyle w:val="Contents"/>
-      </w:pPr>
-      <w:r>
-        <w:t>BL0144 Temp/humidity board</w:t>
-      </w:r>
-    </w:p>
-    <w:p>
-      <w:pPr>
-        <w:pStyle w:val="Contents"/>
-      </w:pPr>
-      <w:r>
-        <w:t>BL0145 Switch board</w:t>
-      </w:r>
-    </w:p>
-    <w:p>
-      <w:pPr>
-        <w:pStyle w:val="Contents"/>
-      </w:pPr>
-      <w:r>
-        <w:t>BL0156 Splitter board</w:t>
-      </w:r>
-    </w:p>
-    <w:p>
-      <w:pPr>
-        <w:pStyle w:val="Contents"/>
-      </w:pPr>
-      <w:r>
-        <w:t>BL</w:t>
-      </w:r>
-      <w:r>
-        <w:t>0172</w:t>
-      </w:r>
-      <w:r>
-        <w:t xml:space="preserve"> Logic analyser with ribbon cable</w:t>
-      </w:r>
-    </w:p>
-    <w:p>
-      <w:pPr>
-        <w:pStyle w:val="Contents"/>
-      </w:pPr>
-      <w:r>
-        <w:t>BL0167 LED board</w:t>
-      </w:r>
-    </w:p>
-    <w:p>
-      <w:pPr>
-        <w:pStyle w:val="Contents"/>
-      </w:pPr>
-      <w:r>
-        <w:t>BL0183 Relay board</w:t>
-      </w:r>
-    </w:p>
-    <w:p>
-      <w:pPr>
-        <w:pStyle w:val="Contents"/>
-      </w:pPr>
-      <w:r>
-        <w:t>BL0189 Analogue board</w:t>
-      </w:r>
-    </w:p>
-    <w:p>
-      <w:pPr>
-        <w:pStyle w:val="Contents"/>
-      </w:pPr>
-    </w:p>
-    <w:p>
-      <w:pPr>
-        <w:widowControl/>
-        <w:spacing w:after="160" w:line="259" w:lineRule="auto"/>
-      </w:pPr>
-      <w:r>
-        <w:br w:type="page"/>
-      </w:r>
-    </w:p>
-    <w:p>
-      <w:pPr>
-        <w:pStyle w:val="Wsname"/>
-      </w:pPr>
-      <w:r>
-        <w:lastRenderedPageBreak/>
-        <w:t>List of all tutorials across workbooks</w:t>
-      </w:r>
-    </w:p>
-    <w:p>
-      <w:pPr>
-        <w:rPr>
-          <w:b/>
-          <w:bCs/>
-        </w:rPr>
-      </w:pPr>
-    </w:p>
-    <w:p>
-      <w:pPr>
-        <w:rPr>
-          <w:b/>
-          <w:bCs/>
-        </w:rPr>
-      </w:pPr>
-      <w:r>
-        <w:rPr>
-          <w:b/>
-          <w:bCs/>
-        </w:rPr>
-        <w:t>Introduction to microcontrollers</w:t>
-      </w:r>
-    </w:p>
     <w:p/>
-    <w:p>
-      <w:pPr>
-        <w:pStyle w:val="Contents"/>
-      </w:pPr>
-      <w:r>
-        <w:t>Bronze</w:t>
-      </w:r>
-    </w:p>
-    <w:p>
-      <w:pPr>
-        <w:pStyle w:val="Contents"/>
-      </w:pPr>
-      <w:r>
-        <w:t xml:space="preserve">Worksheet 1 </w:t>
-      </w:r>
-      <w:r>
-        <w:tab/>
-      </w:r>
-      <w:r>
-        <w:tab/>
-        <w:t>First program</w:t>
-      </w:r>
-    </w:p>
-    <w:p>
-      <w:pPr>
-        <w:pStyle w:val="Contents"/>
-      </w:pPr>
-      <w:r>
-        <w:t>Worksheet 2</w:t>
-      </w:r>
-      <w:r>
-        <w:tab/>
-      </w:r>
-      <w:r>
-        <w:tab/>
-        <w:t>Performing calculations</w:t>
-      </w:r>
-    </w:p>
-    <w:p>
-      <w:pPr>
-        <w:pStyle w:val="Contents"/>
-      </w:pPr>
-      <w:r>
-        <w:t>Worksheet 3</w:t>
-      </w:r>
-      <w:r>
-        <w:tab/>
-      </w:r>
-      <w:r>
-        <w:tab/>
-        <w:t>Connection points</w:t>
-      </w:r>
-    </w:p>
-    <w:p>
-      <w:pPr>
-        <w:pStyle w:val="Contents"/>
-      </w:pPr>
-      <w:r>
-        <w:t>Worksheet 4</w:t>
-      </w:r>
-      <w:r>
-        <w:tab/>
-      </w:r>
-      <w:r>
-        <w:tab/>
-        <w:t>Digital inputs</w:t>
-      </w:r>
-    </w:p>
-    <w:p>
-      <w:pPr>
-        <w:pStyle w:val="Contents"/>
-      </w:pPr>
-      <w:r>
-        <w:t>Worksheet 5</w:t>
-      </w:r>
-      <w:r>
-        <w:tab/>
-      </w:r>
-      <w:r>
-        <w:tab/>
-        <w:t>Making decisions</w:t>
-      </w:r>
-    </w:p>
-    <w:p>
-      <w:pPr>
-        <w:pStyle w:val="Contents"/>
-      </w:pPr>
-      <w:r>
-        <w:t>Worksheet 6</w:t>
-      </w:r>
-      <w:r>
-        <w:tab/>
-      </w:r>
-      <w:r>
-        <w:tab/>
-        <w:t>Macros / subroutines</w:t>
-      </w:r>
-    </w:p>
-    <w:p>
-      <w:pPr>
-        <w:pStyle w:val="Contents"/>
-      </w:pPr>
-      <w:r>
-        <w:t>Worksheet 7</w:t>
-      </w:r>
-      <w:r>
-        <w:tab/>
-      </w:r>
-      <w:r>
-        <w:tab/>
-        <w:t>Using prototype boards</w:t>
-      </w:r>
-    </w:p>
-    <w:p>
-      <w:pPr>
-        <w:pStyle w:val="Contents"/>
-      </w:pPr>
-    </w:p>
-    <w:p>
-      <w:pPr>
-        <w:pStyle w:val="Contents"/>
-      </w:pPr>
-      <w:r>
-        <w:t>Silver</w:t>
-      </w:r>
-    </w:p>
-    <w:p>
-      <w:pPr>
-        <w:pStyle w:val="Contents"/>
-      </w:pPr>
-      <w:r>
-        <w:t>Worksheet 8</w:t>
-      </w:r>
-      <w:r>
-        <w:tab/>
-      </w:r>
-      <w:r>
-        <w:tab/>
-        <w:t>Colour graphical displays</w:t>
-      </w:r>
-    </w:p>
-    <w:p>
-      <w:pPr>
-        <w:pStyle w:val="Contents"/>
-      </w:pPr>
-      <w:r>
-        <w:t>Worksheet 9</w:t>
-      </w:r>
-      <w:r>
-        <w:tab/>
-      </w:r>
-      <w:r>
-        <w:tab/>
-        <w:t>Pin interrupts</w:t>
-      </w:r>
-    </w:p>
-    <w:p>
-      <w:pPr>
-        <w:pStyle w:val="Contents"/>
-      </w:pPr>
-      <w:r>
-        <w:t>Worksheet 10</w:t>
-      </w:r>
-      <w:r>
-        <w:tab/>
-      </w:r>
-      <w:r>
-        <w:tab/>
-        <w:t>Timer interrupts</w:t>
-      </w:r>
-    </w:p>
-    <w:p>
-      <w:pPr>
-        <w:pStyle w:val="Contents"/>
-      </w:pPr>
-    </w:p>
-    <w:p>
-      <w:pPr>
-        <w:pStyle w:val="Contents"/>
-      </w:pPr>
-      <w:r>
-        <w:t>Gold</w:t>
-      </w:r>
-    </w:p>
-    <w:p>
-      <w:pPr>
-        <w:pStyle w:val="Contents"/>
-      </w:pPr>
-      <w:r>
-        <w:t>Worksheet 11</w:t>
-      </w:r>
-      <w:r>
-        <w:tab/>
-      </w:r>
-      <w:r>
-        <w:tab/>
-        <w:t>Touch control systems</w:t>
-      </w:r>
-    </w:p>
-    <w:p>
-      <w:pPr>
-        <w:pStyle w:val="Contents"/>
-      </w:pPr>
-      <w:r>
-        <w:t>Worksheet 12</w:t>
-      </w:r>
-      <w:r>
-        <w:tab/>
-      </w:r>
-      <w:r>
-        <w:tab/>
-        <w:t>Web mirror</w:t>
-      </w:r>
-    </w:p>
-    <w:p/>
-    <w:p>
-      <w:pPr>
-        <w:rPr>
-          <w:b/>
-          <w:bCs/>
-        </w:rPr>
-      </w:pPr>
-      <w:r>
-        <w:rPr>
-          <w:b/>
-          <w:bCs/>
-        </w:rPr>
-        <w:t>Sensors and Microcontrollers</w:t>
-      </w:r>
-    </w:p>
-    <w:p>
-      <w:pPr>
-        <w:pStyle w:val="Contents"/>
-      </w:pPr>
-      <w:r>
-        <w:t>Bronze</w:t>
-      </w:r>
-    </w:p>
-    <w:p>
-      <w:pPr>
-        <w:pStyle w:val="Contents"/>
-      </w:pPr>
-      <w:r>
-        <w:t xml:space="preserve">Worksheet 1 </w:t>
-      </w:r>
-      <w:r>
-        <w:tab/>
-      </w:r>
-      <w:r>
-        <w:tab/>
-        <w:t>Analogue inputs</w:t>
-      </w:r>
-    </w:p>
-    <w:p>
-      <w:pPr>
-        <w:pStyle w:val="Contents"/>
-      </w:pPr>
-      <w:r>
-        <w:t>Worksheet 2</w:t>
-      </w:r>
-      <w:r>
-        <w:tab/>
-      </w:r>
-      <w:r>
-        <w:tab/>
-        <w:t>Light sensor</w:t>
-      </w:r>
-    </w:p>
-    <w:p>
-      <w:pPr>
-        <w:pStyle w:val="Contents"/>
-      </w:pPr>
-      <w:r>
-        <w:t xml:space="preserve">Worksheet 3 </w:t>
-      </w:r>
-      <w:r>
-        <w:tab/>
-      </w:r>
-      <w:r>
-        <w:tab/>
-        <w:t>Analogue temperature sensor</w:t>
-      </w:r>
-    </w:p>
-    <w:p>
-      <w:pPr>
-        <w:pStyle w:val="Contents"/>
-      </w:pPr>
-      <w:r>
-        <w:t>Worksheet 4</w:t>
-      </w:r>
-      <w:r>
-        <w:tab/>
-      </w:r>
-      <w:r>
-        <w:tab/>
-        <w:t>Digital temperature sensor</w:t>
-      </w:r>
-    </w:p>
-    <w:p>
-      <w:pPr>
-        <w:pStyle w:val="Contents"/>
-      </w:pPr>
-      <w:r>
-        <w:t>Worksheet 5</w:t>
-      </w:r>
-      <w:r>
-        <w:tab/>
-      </w:r>
-      <w:r>
-        <w:tab/>
-        <w:t>Digital accelerometer</w:t>
-      </w:r>
-    </w:p>
-    <w:p>
-      <w:pPr>
-        <w:pStyle w:val="Contents"/>
-      </w:pPr>
-    </w:p>
-    <w:p>
-      <w:pPr>
-        <w:pStyle w:val="Contents"/>
-      </w:pPr>
-      <w:r>
-        <w:t>Silver</w:t>
-      </w:r>
-    </w:p>
-    <w:p>
-      <w:pPr>
-        <w:pStyle w:val="Contents"/>
-      </w:pPr>
-      <w:r>
-        <w:t>Worksheet 6</w:t>
-      </w:r>
-      <w:r>
-        <w:tab/>
-      </w:r>
-      <w:r>
-        <w:tab/>
-      </w:r>
-      <w:r>
-        <w:t xml:space="preserve">Floats and </w:t>
-      </w:r>
-      <w:proofErr w:type="spellStart"/>
-      <w:r>
-        <w:t>ints</w:t>
-      </w:r>
-      <w:proofErr w:type="spellEnd"/>
-    </w:p>
-    <w:p>
-      <w:pPr>
-        <w:pStyle w:val="Contents"/>
-      </w:pPr>
-    </w:p>
-    <w:p>
-      <w:pPr>
-        <w:pStyle w:val="Contents"/>
-      </w:pPr>
-      <w:r>
-        <w:t>Gold</w:t>
-      </w:r>
-      <w:r>
-        <w:tab/>
-      </w:r>
-      <w:r>
-        <w:tab/>
-      </w:r>
-      <w:r>
-        <w:tab/>
-        <w:t>Any one of the following mechanical sensor projects:</w:t>
-      </w:r>
-    </w:p>
-    <w:p>
-      <w:pPr>
-        <w:pStyle w:val="Contents"/>
-      </w:pPr>
-    </w:p>
-    <w:p>
-      <w:pPr>
-        <w:pStyle w:val="Contents"/>
-      </w:pPr>
-      <w:r>
-        <w:t>Additional worksheets for mechanical sensors. These can be used as worksheets or projects.</w:t>
-      </w:r>
-    </w:p>
-    <w:p>
-      <w:pPr>
-        <w:pStyle w:val="Contents"/>
-      </w:pPr>
-      <w:r>
-        <w:t xml:space="preserve">Worksheet </w:t>
-      </w:r>
-      <w:r>
-        <w:t>7</w:t>
-      </w:r>
-      <w:r>
-        <w:tab/>
-      </w:r>
-      <w:r>
-        <w:tab/>
-        <w:t>Thermocouple</w:t>
-      </w:r>
-    </w:p>
-    <w:p>
-      <w:pPr>
-        <w:pStyle w:val="Contents"/>
-      </w:pPr>
-      <w:r>
-        <w:t xml:space="preserve">Worksheet </w:t>
-      </w:r>
-      <w:r>
-        <w:t>8</w:t>
-      </w:r>
-      <w:r>
-        <w:tab/>
-      </w:r>
-      <w:r>
-        <w:tab/>
-        <w:t>Flow sensor</w:t>
-      </w:r>
-    </w:p>
-    <w:p>
-      <w:pPr>
-        <w:pStyle w:val="Contents"/>
-      </w:pPr>
-      <w:r>
-        <w:t xml:space="preserve">Worksheet </w:t>
-      </w:r>
-      <w:r>
-        <w:t>9</w:t>
-      </w:r>
-      <w:r>
-        <w:tab/>
-      </w:r>
-      <w:r>
-        <w:tab/>
-        <w:t>Compressive force sensor</w:t>
-      </w:r>
-    </w:p>
-    <w:p>
-      <w:pPr>
-        <w:pStyle w:val="Contents"/>
-      </w:pPr>
-      <w:r>
-        <w:t xml:space="preserve">Worksheet </w:t>
-      </w:r>
-      <w:r>
-        <w:t>10</w:t>
-      </w:r>
-      <w:r>
-        <w:tab/>
-      </w:r>
-      <w:r>
-        <w:tab/>
-        <w:t>Strain sensor</w:t>
-      </w:r>
-    </w:p>
-    <w:p>
-      <w:pPr>
-        <w:pStyle w:val="Contents"/>
-      </w:pPr>
-      <w:r>
-        <w:t>Worksheet 1</w:t>
-      </w:r>
-      <w:r>
-        <w:t>1</w:t>
-      </w:r>
-      <w:r>
-        <w:tab/>
-      </w:r>
-      <w:r>
-        <w:tab/>
-      </w:r>
-      <w:r>
-        <w:t>Pressure sensor</w:t>
-      </w:r>
-    </w:p>
-    <w:p/>
-    <w:p>
-      <w:pPr>
-        <w:rPr>
-          <w:b/>
-          <w:bCs/>
-        </w:rPr>
-      </w:pPr>
-      <w:r>
-        <w:rPr>
-          <w:b/>
-          <w:bCs/>
-        </w:rPr>
-        <w:t>Motors and microcontrollers</w:t>
-      </w:r>
-    </w:p>
-    <w:p>
-      <w:pPr>
-        <w:pStyle w:val="Contents"/>
-      </w:pPr>
-      <w:r>
-        <w:t>Bronze</w:t>
-      </w:r>
-    </w:p>
-    <w:p>
-      <w:pPr>
-        <w:pStyle w:val="Contents"/>
-      </w:pPr>
-      <w:r>
-        <w:t xml:space="preserve">Worksheet 1 </w:t>
-      </w:r>
-      <w:r>
-        <w:tab/>
-      </w:r>
-      <w:r>
-        <w:tab/>
-        <w:t>Basic DC motor control</w:t>
-      </w:r>
-    </w:p>
-    <w:p>
-      <w:pPr>
-        <w:pStyle w:val="Contents"/>
-      </w:pPr>
-      <w:r>
-        <w:t>Worksheet 2</w:t>
-      </w:r>
-      <w:r>
-        <w:tab/>
-      </w:r>
-      <w:r>
-        <w:tab/>
-        <w:t>Full bridge motor control</w:t>
-      </w:r>
-    </w:p>
-    <w:p>
-      <w:pPr>
-        <w:pStyle w:val="Contents"/>
-      </w:pPr>
-      <w:r>
-        <w:lastRenderedPageBreak/>
-        <w:t>Worksheet 3</w:t>
-      </w:r>
-      <w:r>
-        <w:tab/>
-      </w:r>
-      <w:r>
-        <w:tab/>
-        <w:t>Servo motor control</w:t>
-      </w:r>
-    </w:p>
-    <w:p>
-      <w:pPr>
-        <w:pStyle w:val="Contents"/>
-        <w:tabs>
-          <w:tab w:val="left" w:pos="720"/>
-          <w:tab w:val="left" w:pos="1440"/>
-          <w:tab w:val="left" w:pos="2160"/>
-          <w:tab w:val="left" w:pos="2880"/>
-          <w:tab w:val="left" w:pos="3600"/>
-          <w:tab w:val="left" w:pos="4320"/>
-          <w:tab w:val="left" w:pos="5040"/>
-          <w:tab w:val="center" w:pos="5746"/>
-        </w:tabs>
-      </w:pPr>
-      <w:r>
-        <w:t>Worksheet 4</w:t>
-      </w:r>
-      <w:r>
-        <w:tab/>
-      </w:r>
-      <w:r>
-        <w:tab/>
-        <w:t>Stepper motor control</w:t>
-      </w:r>
-      <w:r>
-        <w:tab/>
-      </w:r>
-    </w:p>
-    <w:p>
-      <w:pPr>
-        <w:pStyle w:val="Contents"/>
-        <w:tabs>
-          <w:tab w:val="left" w:pos="720"/>
-          <w:tab w:val="left" w:pos="1440"/>
-          <w:tab w:val="left" w:pos="2160"/>
-          <w:tab w:val="left" w:pos="2880"/>
-          <w:tab w:val="left" w:pos="3600"/>
-          <w:tab w:val="left" w:pos="4320"/>
-          <w:tab w:val="left" w:pos="5040"/>
-          <w:tab w:val="center" w:pos="5746"/>
-        </w:tabs>
-      </w:pPr>
-    </w:p>
-    <w:p>
-      <w:pPr>
-        <w:pStyle w:val="Contents"/>
-      </w:pPr>
-      <w:r>
-        <w:t>Gold</w:t>
-      </w:r>
-    </w:p>
-    <w:p>
-      <w:pPr>
-        <w:pStyle w:val="Contents"/>
-      </w:pPr>
-      <w:r>
-        <w:t>Worksheet 5</w:t>
-      </w:r>
-      <w:r>
-        <w:tab/>
-      </w:r>
-      <w:r>
-        <w:tab/>
-        <w:t>DC motor speed control</w:t>
-      </w:r>
-    </w:p>
-    <w:p/>
-    <w:p>
-      <w:pPr>
-        <w:pStyle w:val="Contents"/>
-        <w:ind w:left="0"/>
-        <w:rPr>
-          <w:b/>
-          <w:bCs/>
-        </w:rPr>
-      </w:pPr>
-      <w:r>
-        <w:rPr>
-          <w:b/>
-          <w:bCs/>
-        </w:rPr>
-        <w:t>PC interfacing</w:t>
-      </w:r>
-    </w:p>
-    <w:p>
-      <w:pPr>
-        <w:pStyle w:val="Contents"/>
-      </w:pPr>
-      <w:r>
-        <w:t>Bronze</w:t>
-      </w:r>
-    </w:p>
-    <w:p>
-      <w:pPr>
-        <w:pStyle w:val="Contents"/>
-      </w:pPr>
-      <w:r>
-        <w:t xml:space="preserve">Worksheet 1 </w:t>
-      </w:r>
-      <w:r>
-        <w:tab/>
-      </w:r>
-      <w:r>
-        <w:tab/>
-        <w:t>Beginning hardware interfacing – PC to hardware</w:t>
-      </w:r>
-    </w:p>
-    <w:p>
-      <w:pPr>
-        <w:pStyle w:val="Contents"/>
-      </w:pPr>
-      <w:r>
-        <w:t>Worksheet 2</w:t>
-      </w:r>
-      <w:r>
-        <w:tab/>
-      </w:r>
-      <w:r>
-        <w:tab/>
-        <w:t xml:space="preserve">Bidirectional hardware control </w:t>
-      </w:r>
-    </w:p>
-    <w:p>
-      <w:pPr>
-        <w:pStyle w:val="Contents"/>
-      </w:pPr>
-      <w:r>
-        <w:t xml:space="preserve">Worksheet 3 </w:t>
-      </w:r>
-      <w:r>
-        <w:tab/>
-      </w:r>
-      <w:r>
-        <w:tab/>
-        <w:t>JSON encoding</w:t>
-      </w:r>
-    </w:p>
-    <w:p>
-      <w:pPr>
-        <w:pStyle w:val="Contents"/>
-      </w:pPr>
-    </w:p>
-    <w:p>
-      <w:pPr>
-        <w:pStyle w:val="Contents"/>
-      </w:pPr>
-      <w:r>
-        <w:t>Silver</w:t>
-      </w:r>
-    </w:p>
-    <w:p>
-      <w:pPr>
-        <w:pStyle w:val="Contents"/>
-      </w:pPr>
-      <w:r>
-        <w:t>Worksheet 4</w:t>
-      </w:r>
-      <w:r>
-        <w:tab/>
-      </w:r>
-      <w:r>
-        <w:tab/>
-        <w:t>Full PC – Embedded project</w:t>
-      </w:r>
-    </w:p>
-    <w:p/>
-    <w:p>
-      <w:pPr>
-        <w:widowControl/>
-        <w:spacing w:after="160" w:line="259" w:lineRule="auto"/>
-        <w:rPr>
-          <w:b/>
-          <w:bCs/>
-          <w:sz w:val="28"/>
-          <w:szCs w:val="28"/>
-        </w:rPr>
-      </w:pPr>
-      <w:r>
-        <w:rPr>
-          <w:b/>
-          <w:bCs/>
-          <w:sz w:val="28"/>
-          <w:szCs w:val="28"/>
-        </w:rPr>
-        <w:br w:type="page"/>
-      </w:r>
-      <w:bookmarkEnd w:id="0"/>
-    </w:p>
     <w:sectPr>
-      <w:pgSz w:w="11906" w:h="16838" w:code="9"/>
+      <w:pgSz w:w="11906" w:h="16838"/>
       <w:pgMar w:top="567" w:right="567" w:bottom="567" w:left="567" w:header="709" w:footer="709" w:gutter="0"/>
       <w:pgNumType w:start="0"/>
       <w:cols w:space="708"/>
@@ -1516,265 +516,227 @@
 </w:document>
 </file>
 
-<file path=word/endnotes.xml><?xml version="1.0" encoding="utf-8"?>
-<w:endnotes xmlns:wpc="http://schemas.microsoft.com/office/word/2010/wordprocessingCanvas" xmlns:cx="http://schemas.microsoft.com/office/drawing/2014/chartex" xmlns:cx1="http://schemas.microsoft.com/office/drawing/2015/9/8/chartex" xmlns:cx2="http://schemas.microsoft.com/office/drawing/2015/10/21/chartex" xmlns:cx3="http://schemas.microsoft.com/office/drawing/2016/5/9/chartex" xmlns:cx4="http://schemas.microsoft.com/office/drawing/2016/5/10/chartex" xmlns:cx5="http://schemas.microsoft.com/office/drawing/2016/5/11/chartex" xmlns:cx6="http://schemas.microsoft.com/office/drawing/2016/5/12/chartex" xmlns:cx7="http://schemas.microsoft.com/office/drawing/2016/5/13/chartex" xmlns:cx8="http://schemas.microsoft.com/office/drawing/2016/5/14/chartex" xmlns:mc="http://schemas.openxmlformats.org/markup-compatibility/2006" xmlns:aink="http://schemas.microsoft.com/office/drawing/2016/ink" xmlns:am3d="http://schemas.microsoft.com/office/drawing/2017/model3d" xmlns:o="urn:schemas-microsoft-com:office:office" xmlns:oel="http://schemas.microsoft.com/office/2019/extlst" xmlns:r="http://schemas.openxmlformats.org/officeDocument/2006/relationships" xmlns:m="http://schemas.openxmlformats.org/officeDocument/2006/math" xmlns:v="urn:schemas-microsoft-com:vml" xmlns:wp14="http://schemas.microsoft.com/office/word/2010/wordprocessingDrawing" xmlns:wp="http://schemas.openxmlformats.org/drawingml/2006/wordprocessingDrawing" xmlns:w10="urn:schemas-microsoft-com:office:word" xmlns:w="http://schemas.openxmlformats.org/wordprocessingml/2006/main" xmlns:w14="http://schemas.microsoft.com/office/word/2010/wordml" xmlns:w15="http://schemas.microsoft.com/office/word/2012/wordml" xmlns:w16cex="http://schemas.microsoft.com/office/word/2018/wordml/cex" xmlns:w16cid="http://schemas.microsoft.com/office/word/2016/wordml/cid" xmlns:w16="http://schemas.microsoft.com/office/word/2018/wordml" xmlns:w16du="http://schemas.microsoft.com/office/word/2023/wordml/word16du" xmlns:w16sdtdh="http://schemas.microsoft.com/office/word/2020/wordml/sdtdatahash" xmlns:w16sdtfl="http://schemas.microsoft.com/office/word/2024/wordml/sdtformatlock" xmlns:w16se="http://schemas.microsoft.com/office/word/2015/wordml/symex" xmlns:wpg="http://schemas.microsoft.com/office/word/2010/wordprocessingGroup" xmlns:wpi="http://schemas.microsoft.com/office/word/2010/wordprocessingInk" xmlns:wne="http://schemas.microsoft.com/office/word/2006/wordml" xmlns:wps="http://schemas.microsoft.com/office/word/2010/wordprocessingShape" mc:Ignorable="w14 w15 w16se w16cid w16 w16cex w16sdtdh w16sdtfl w16du wp14">
-  <w:endnote w:type="separator" w:id="-1">
-    <w:p>
-      <w:r>
-        <w:separator/>
-      </w:r>
-    </w:p>
-  </w:endnote>
-  <w:endnote w:type="continuationSeparator" w:id="0">
-    <w:p>
-      <w:r>
-        <w:continuationSeparator/>
-      </w:r>
-    </w:p>
-  </w:endnote>
-</w:endnotes>
-</file>
-
-<file path=word/footnotes.xml><?xml version="1.0" encoding="utf-8"?>
-<w:footnotes xmlns:wpc="http://schemas.microsoft.com/office/word/2010/wordprocessingCanvas" xmlns:cx="http://schemas.microsoft.com/office/drawing/2014/chartex" xmlns:cx1="http://schemas.microsoft.com/office/drawing/2015/9/8/chartex" xmlns:cx2="http://schemas.microsoft.com/office/drawing/2015/10/21/chartex" xmlns:cx3="http://schemas.microsoft.com/office/drawing/2016/5/9/chartex" xmlns:cx4="http://schemas.microsoft.com/office/drawing/2016/5/10/chartex" xmlns:cx5="http://schemas.microsoft.com/office/drawing/2016/5/11/chartex" xmlns:cx6="http://schemas.microsoft.com/office/drawing/2016/5/12/chartex" xmlns:cx7="http://schemas.microsoft.com/office/drawing/2016/5/13/chartex" xmlns:cx8="http://schemas.microsoft.com/office/drawing/2016/5/14/chartex" xmlns:mc="http://schemas.openxmlformats.org/markup-compatibility/2006" xmlns:aink="http://schemas.microsoft.com/office/drawing/2016/ink" xmlns:am3d="http://schemas.microsoft.com/office/drawing/2017/model3d" xmlns:o="urn:schemas-microsoft-com:office:office" xmlns:oel="http://schemas.microsoft.com/office/2019/extlst" xmlns:r="http://schemas.openxmlformats.org/officeDocument/2006/relationships" xmlns:m="http://schemas.openxmlformats.org/officeDocument/2006/math" xmlns:v="urn:schemas-microsoft-com:vml" xmlns:wp14="http://schemas.microsoft.com/office/word/2010/wordprocessingDrawing" xmlns:wp="http://schemas.openxmlformats.org/drawingml/2006/wordprocessingDrawing" xmlns:w10="urn:schemas-microsoft-com:office:word" xmlns:w="http://schemas.openxmlformats.org/wordprocessingml/2006/main" xmlns:w14="http://schemas.microsoft.com/office/word/2010/wordml" xmlns:w15="http://schemas.microsoft.com/office/word/2012/wordml" xmlns:w16cex="http://schemas.microsoft.com/office/word/2018/wordml/cex" xmlns:w16cid="http://schemas.microsoft.com/office/word/2016/wordml/cid" xmlns:w16="http://schemas.microsoft.com/office/word/2018/wordml" xmlns:w16du="http://schemas.microsoft.com/office/word/2023/wordml/word16du" xmlns:w16sdtdh="http://schemas.microsoft.com/office/word/2020/wordml/sdtdatahash" xmlns:w16sdtfl="http://schemas.microsoft.com/office/word/2024/wordml/sdtformatlock" xmlns:w16se="http://schemas.microsoft.com/office/word/2015/wordml/symex" xmlns:wpg="http://schemas.microsoft.com/office/word/2010/wordprocessingGroup" xmlns:wpi="http://schemas.microsoft.com/office/word/2010/wordprocessingInk" xmlns:wne="http://schemas.microsoft.com/office/word/2006/wordml" xmlns:wps="http://schemas.microsoft.com/office/word/2010/wordprocessingShape" mc:Ignorable="w14 w15 w16se w16cid w16 w16cex w16sdtdh w16sdtfl w16du wp14">
-  <w:footnote w:type="separator" w:id="-1">
-    <w:p>
-      <w:r>
-        <w:separator/>
-      </w:r>
-    </w:p>
-  </w:footnote>
-  <w:footnote w:type="continuationSeparator" w:id="0">
-    <w:p>
-      <w:r>
-        <w:continuationSeparator/>
-      </w:r>
-    </w:p>
-  </w:footnote>
-</w:footnotes>
-</file>
-
 <file path=word/numbering.xml><?xml version="1.0" encoding="utf-8"?>
 <w:numbering xmlns:wpc="http://schemas.microsoft.com/office/word/2010/wordprocessingCanvas" xmlns:cx="http://schemas.microsoft.com/office/drawing/2014/chartex" xmlns:cx1="http://schemas.microsoft.com/office/drawing/2015/9/8/chartex" xmlns:cx2="http://schemas.microsoft.com/office/drawing/2015/10/21/chartex" xmlns:cx3="http://schemas.microsoft.com/office/drawing/2016/5/9/chartex" xmlns:cx4="http://schemas.microsoft.com/office/drawing/2016/5/10/chartex" xmlns:cx5="http://schemas.microsoft.com/office/drawing/2016/5/11/chartex" xmlns:cx6="http://schemas.microsoft.com/office/drawing/2016/5/12/chartex" xmlns:cx7="http://schemas.microsoft.com/office/drawing/2016/5/13/chartex" xmlns:cx8="http://schemas.microsoft.com/office/drawing/2016/5/14/chartex" xmlns:mc="http://schemas.openxmlformats.org/markup-compatibility/2006" xmlns:aink="http://schemas.microsoft.com/office/drawing/2016/ink" xmlns:am3d="http://schemas.microsoft.com/office/drawing/2017/model3d" xmlns:o="urn:schemas-microsoft-com:office:office" xmlns:oel="http://schemas.microsoft.com/office/2019/extlst" xmlns:r="http://schemas.openxmlformats.org/officeDocument/2006/relationships" xmlns:m="http://schemas.openxmlformats.org/officeDocument/2006/math" xmlns:v="urn:schemas-microsoft-com:vml" xmlns:wp14="http://schemas.microsoft.com/office/word/2010/wordprocessingDrawing" xmlns:wp="http://schemas.openxmlformats.org/drawingml/2006/wordprocessingDrawing" xmlns:w10="urn:schemas-microsoft-com:office:word" xmlns:w="http://schemas.openxmlformats.org/wordprocessingml/2006/main" xmlns:w14="http://schemas.microsoft.com/office/word/2010/wordml" xmlns:w15="http://schemas.microsoft.com/office/word/2012/wordml" xmlns:w16cex="http://schemas.microsoft.com/office/word/2018/wordml/cex" xmlns:w16cid="http://schemas.microsoft.com/office/word/2016/wordml/cid" xmlns:w16="http://schemas.microsoft.com/office/word/2018/wordml" xmlns:w16du="http://schemas.microsoft.com/office/word/2023/wordml/word16du" xmlns:w16sdtdh="http://schemas.microsoft.com/office/word/2020/wordml/sdtdatahash" xmlns:w16sdtfl="http://schemas.microsoft.com/office/word/2024/wordml/sdtformatlock" xmlns:w16se="http://schemas.microsoft.com/office/word/2015/wordml/symex" xmlns:wpg="http://schemas.microsoft.com/office/word/2010/wordprocessingGroup" xmlns:wpi="http://schemas.microsoft.com/office/word/2010/wordprocessingInk" xmlns:wne="http://schemas.microsoft.com/office/word/2006/wordml" xmlns:wps="http://schemas.microsoft.com/office/word/2010/wordprocessingShape" mc:Ignorable="w14 w15 w16se w16cid w16 w16cex w16sdtdh w16sdtfl w16du wp14">
   <w:abstractNum w:abstractNumId="0" w15:restartNumberingAfterBreak="0">
-    <w:nsid w:val="146928D6"/>
+    <w:nsid w:val="195519E5"/>
     <w:multiLevelType w:val="hybridMultilevel"/>
-    <w:tmpl w:val="C180E7F8"/>
-    <w:lvl w:ilvl="0" w:tplc="0809000F">
-      <w:start w:val="1"/>
-      <w:numFmt w:val="decimal"/>
-      <w:lvlText w:val="%1."/>
-      <w:lvlJc w:val="left"/>
-      <w:pPr>
-        <w:ind w:left="720" w:hanging="360"/>
-      </w:pPr>
-    </w:lvl>
-    <w:lvl w:ilvl="1" w:tplc="08090019" w:tentative="1">
-      <w:start w:val="1"/>
-      <w:numFmt w:val="lowerLetter"/>
-      <w:lvlText w:val="%2."/>
-      <w:lvlJc w:val="left"/>
-      <w:pPr>
-        <w:ind w:left="1440" w:hanging="360"/>
-      </w:pPr>
-    </w:lvl>
-    <w:lvl w:ilvl="2" w:tplc="0809001B" w:tentative="1">
-      <w:start w:val="1"/>
-      <w:numFmt w:val="lowerRoman"/>
-      <w:lvlText w:val="%3."/>
-      <w:lvlJc w:val="right"/>
-      <w:pPr>
-        <w:ind w:left="2160" w:hanging="180"/>
-      </w:pPr>
-    </w:lvl>
-    <w:lvl w:ilvl="3" w:tplc="0809000F" w:tentative="1">
-      <w:start w:val="1"/>
-      <w:numFmt w:val="decimal"/>
-      <w:lvlText w:val="%4."/>
-      <w:lvlJc w:val="left"/>
-      <w:pPr>
-        <w:ind w:left="2880" w:hanging="360"/>
-      </w:pPr>
-    </w:lvl>
-    <w:lvl w:ilvl="4" w:tplc="08090019" w:tentative="1">
-      <w:start w:val="1"/>
-      <w:numFmt w:val="lowerLetter"/>
-      <w:lvlText w:val="%5."/>
-      <w:lvlJc w:val="left"/>
-      <w:pPr>
-        <w:ind w:left="3600" w:hanging="360"/>
-      </w:pPr>
-    </w:lvl>
-    <w:lvl w:ilvl="5" w:tplc="0809001B" w:tentative="1">
-      <w:start w:val="1"/>
-      <w:numFmt w:val="lowerRoman"/>
-      <w:lvlText w:val="%6."/>
-      <w:lvlJc w:val="right"/>
-      <w:pPr>
-        <w:ind w:left="4320" w:hanging="180"/>
-      </w:pPr>
-    </w:lvl>
-    <w:lvl w:ilvl="6" w:tplc="0809000F" w:tentative="1">
-      <w:start w:val="1"/>
-      <w:numFmt w:val="decimal"/>
-      <w:lvlText w:val="%7."/>
-      <w:lvlJc w:val="left"/>
-      <w:pPr>
-        <w:ind w:left="5040" w:hanging="360"/>
-      </w:pPr>
-    </w:lvl>
-    <w:lvl w:ilvl="7" w:tplc="08090019" w:tentative="1">
-      <w:start w:val="1"/>
-      <w:numFmt w:val="lowerLetter"/>
-      <w:lvlText w:val="%8."/>
-      <w:lvlJc w:val="left"/>
-      <w:pPr>
-        <w:ind w:left="5760" w:hanging="360"/>
-      </w:pPr>
-    </w:lvl>
-    <w:lvl w:ilvl="8" w:tplc="0809001B" w:tentative="1">
-      <w:start w:val="1"/>
-      <w:numFmt w:val="lowerRoman"/>
-      <w:lvlText w:val="%9."/>
-      <w:lvlJc w:val="right"/>
-      <w:pPr>
-        <w:ind w:left="6480" w:hanging="180"/>
-      </w:pPr>
+    <w:tmpl w:val="5C4EAB70"/>
+    <w:lvl w:ilvl="0" w:tplc="08090001">
+      <w:start w:val="1"/>
+      <w:numFmt w:val="bullet"/>
+      <w:lvlText w:val=""/>
+      <w:lvlJc w:val="left"/>
+      <w:pPr>
+        <w:ind w:left="825" w:hanging="360"/>
+      </w:pPr>
+      <w:rPr>
+        <w:rFonts w:ascii="Symbol" w:hAnsi="Symbol" w:hint="default"/>
+      </w:rPr>
+    </w:lvl>
+    <w:lvl w:ilvl="1" w:tplc="08090003" w:tentative="1">
+      <w:start w:val="1"/>
+      <w:numFmt w:val="bullet"/>
+      <w:lvlText w:val="o"/>
+      <w:lvlJc w:val="left"/>
+      <w:pPr>
+        <w:ind w:left="1545" w:hanging="360"/>
+      </w:pPr>
+      <w:rPr>
+        <w:rFonts w:ascii="Courier New" w:hAnsi="Courier New" w:cs="Courier New" w:hint="default"/>
+      </w:rPr>
+    </w:lvl>
+    <w:lvl w:ilvl="2" w:tplc="08090005" w:tentative="1">
+      <w:start w:val="1"/>
+      <w:numFmt w:val="bullet"/>
+      <w:lvlText w:val=""/>
+      <w:lvlJc w:val="left"/>
+      <w:pPr>
+        <w:ind w:left="2265" w:hanging="360"/>
+      </w:pPr>
+      <w:rPr>
+        <w:rFonts w:ascii="Wingdings" w:hAnsi="Wingdings" w:hint="default"/>
+      </w:rPr>
+    </w:lvl>
+    <w:lvl w:ilvl="3" w:tplc="08090001" w:tentative="1">
+      <w:start w:val="1"/>
+      <w:numFmt w:val="bullet"/>
+      <w:lvlText w:val=""/>
+      <w:lvlJc w:val="left"/>
+      <w:pPr>
+        <w:ind w:left="2985" w:hanging="360"/>
+      </w:pPr>
+      <w:rPr>
+        <w:rFonts w:ascii="Symbol" w:hAnsi="Symbol" w:hint="default"/>
+      </w:rPr>
+    </w:lvl>
+    <w:lvl w:ilvl="4" w:tplc="08090003" w:tentative="1">
+      <w:start w:val="1"/>
+      <w:numFmt w:val="bullet"/>
+      <w:lvlText w:val="o"/>
+      <w:lvlJc w:val="left"/>
+      <w:pPr>
+        <w:ind w:left="3705" w:hanging="360"/>
+      </w:pPr>
+      <w:rPr>
+        <w:rFonts w:ascii="Courier New" w:hAnsi="Courier New" w:cs="Courier New" w:hint="default"/>
+      </w:rPr>
+    </w:lvl>
+    <w:lvl w:ilvl="5" w:tplc="08090005" w:tentative="1">
+      <w:start w:val="1"/>
+      <w:numFmt w:val="bullet"/>
+      <w:lvlText w:val=""/>
+      <w:lvlJc w:val="left"/>
+      <w:pPr>
+        <w:ind w:left="4425" w:hanging="360"/>
+      </w:pPr>
+      <w:rPr>
+        <w:rFonts w:ascii="Wingdings" w:hAnsi="Wingdings" w:hint="default"/>
+      </w:rPr>
+    </w:lvl>
+    <w:lvl w:ilvl="6" w:tplc="08090001" w:tentative="1">
+      <w:start w:val="1"/>
+      <w:numFmt w:val="bullet"/>
+      <w:lvlText w:val=""/>
+      <w:lvlJc w:val="left"/>
+      <w:pPr>
+        <w:ind w:left="5145" w:hanging="360"/>
+      </w:pPr>
+      <w:rPr>
+        <w:rFonts w:ascii="Symbol" w:hAnsi="Symbol" w:hint="default"/>
+      </w:rPr>
+    </w:lvl>
+    <w:lvl w:ilvl="7" w:tplc="08090003" w:tentative="1">
+      <w:start w:val="1"/>
+      <w:numFmt w:val="bullet"/>
+      <w:lvlText w:val="o"/>
+      <w:lvlJc w:val="left"/>
+      <w:pPr>
+        <w:ind w:left="5865" w:hanging="360"/>
+      </w:pPr>
+      <w:rPr>
+        <w:rFonts w:ascii="Courier New" w:hAnsi="Courier New" w:cs="Courier New" w:hint="default"/>
+      </w:rPr>
+    </w:lvl>
+    <w:lvl w:ilvl="8" w:tplc="08090005" w:tentative="1">
+      <w:start w:val="1"/>
+      <w:numFmt w:val="bullet"/>
+      <w:lvlText w:val=""/>
+      <w:lvlJc w:val="left"/>
+      <w:pPr>
+        <w:ind w:left="6585" w:hanging="360"/>
+      </w:pPr>
+      <w:rPr>
+        <w:rFonts w:ascii="Wingdings" w:hAnsi="Wingdings" w:hint="default"/>
+      </w:rPr>
     </w:lvl>
   </w:abstractNum>
   <w:abstractNum w:abstractNumId="1" w15:restartNumberingAfterBreak="0">
-    <w:nsid w:val="1EDE6A06"/>
+    <w:nsid w:val="1DAA3ACD"/>
     <w:multiLevelType w:val="hybridMultilevel"/>
-    <w:tmpl w:val="107E292A"/>
-    <w:lvl w:ilvl="0" w:tplc="08090001">
-      <w:start w:val="1"/>
+    <w:tmpl w:val="813EA9B8"/>
+    <w:lvl w:ilvl="0" w:tplc="33BAF48E">
       <w:numFmt w:val="bullet"/>
       <w:lvlText w:val=""/>
       <w:lvlJc w:val="left"/>
       <w:pPr>
-        <w:tabs>
-          <w:tab w:val="num" w:pos="720"/>
-        </w:tabs>
         <w:ind w:left="720" w:hanging="360"/>
       </w:pPr>
       <w:rPr>
+        <w:rFonts w:ascii="Symbol" w:eastAsiaTheme="minorHAnsi" w:hAnsi="Symbol" w:cstheme="minorBidi" w:hint="default"/>
+        <w:sz w:val="20"/>
+      </w:rPr>
+    </w:lvl>
+    <w:lvl w:ilvl="1" w:tplc="08090003" w:tentative="1">
+      <w:start w:val="1"/>
+      <w:numFmt w:val="bullet"/>
+      <w:lvlText w:val="o"/>
+      <w:lvlJc w:val="left"/>
+      <w:pPr>
+        <w:ind w:left="1440" w:hanging="360"/>
+      </w:pPr>
+      <w:rPr>
+        <w:rFonts w:ascii="Courier New" w:hAnsi="Courier New" w:cs="Courier New" w:hint="default"/>
+      </w:rPr>
+    </w:lvl>
+    <w:lvl w:ilvl="2" w:tplc="08090005" w:tentative="1">
+      <w:start w:val="1"/>
+      <w:numFmt w:val="bullet"/>
+      <w:lvlText w:val=""/>
+      <w:lvlJc w:val="left"/>
+      <w:pPr>
+        <w:ind w:left="2160" w:hanging="360"/>
+      </w:pPr>
+      <w:rPr>
+        <w:rFonts w:ascii="Wingdings" w:hAnsi="Wingdings" w:hint="default"/>
+      </w:rPr>
+    </w:lvl>
+    <w:lvl w:ilvl="3" w:tplc="08090001" w:tentative="1">
+      <w:start w:val="1"/>
+      <w:numFmt w:val="bullet"/>
+      <w:lvlText w:val=""/>
+      <w:lvlJc w:val="left"/>
+      <w:pPr>
+        <w:ind w:left="2880" w:hanging="360"/>
+      </w:pPr>
+      <w:rPr>
         <w:rFonts w:ascii="Symbol" w:hAnsi="Symbol" w:hint="default"/>
       </w:rPr>
     </w:lvl>
-    <w:lvl w:ilvl="1" w:tplc="04090001">
+    <w:lvl w:ilvl="4" w:tplc="08090003" w:tentative="1">
+      <w:start w:val="1"/>
+      <w:numFmt w:val="bullet"/>
+      <w:lvlText w:val="o"/>
+      <w:lvlJc w:val="left"/>
+      <w:pPr>
+        <w:ind w:left="3600" w:hanging="360"/>
+      </w:pPr>
+      <w:rPr>
+        <w:rFonts w:ascii="Courier New" w:hAnsi="Courier New" w:cs="Courier New" w:hint="default"/>
+      </w:rPr>
+    </w:lvl>
+    <w:lvl w:ilvl="5" w:tplc="08090005" w:tentative="1">
+      <w:start w:val="1"/>
+      <w:numFmt w:val="bullet"/>
+      <w:lvlText w:val=""/>
+      <w:lvlJc w:val="left"/>
+      <w:pPr>
+        <w:ind w:left="4320" w:hanging="360"/>
+      </w:pPr>
+      <w:rPr>
+        <w:rFonts w:ascii="Wingdings" w:hAnsi="Wingdings" w:hint="default"/>
+      </w:rPr>
+    </w:lvl>
+    <w:lvl w:ilvl="6" w:tplc="08090001" w:tentative="1">
       <w:start w:val="1"/>
       <w:numFmt w:val="bullet"/>
       <w:lvlText w:val=""/>
       <w:lvlJc w:val="left"/>
       <w:pPr>
-        <w:tabs>
-          <w:tab w:val="num" w:pos="1440"/>
-        </w:tabs>
-        <w:ind w:left="1440" w:hanging="360"/>
+        <w:ind w:left="5040" w:hanging="360"/>
       </w:pPr>
       <w:rPr>
         <w:rFonts w:ascii="Symbol" w:hAnsi="Symbol" w:hint="default"/>
       </w:rPr>
     </w:lvl>
-    <w:lvl w:ilvl="2" w:tplc="08090005" w:tentative="1">
+    <w:lvl w:ilvl="7" w:tplc="08090003" w:tentative="1">
+      <w:start w:val="1"/>
+      <w:numFmt w:val="bullet"/>
+      <w:lvlText w:val="o"/>
+      <w:lvlJc w:val="left"/>
+      <w:pPr>
+        <w:ind w:left="5760" w:hanging="360"/>
+      </w:pPr>
+      <w:rPr>
+        <w:rFonts w:ascii="Courier New" w:hAnsi="Courier New" w:cs="Courier New" w:hint="default"/>
+      </w:rPr>
+    </w:lvl>
+    <w:lvl w:ilvl="8" w:tplc="08090005" w:tentative="1">
       <w:start w:val="1"/>
       <w:numFmt w:val="bullet"/>
       <w:lvlText w:val=""/>
       <w:lvlJc w:val="left"/>
       <w:pPr>
-        <w:tabs>
-          <w:tab w:val="num" w:pos="2160"/>
-        </w:tabs>
-        <w:ind w:left="2160" w:hanging="360"/>
-      </w:pPr>
-      <w:rPr>
-        <w:rFonts w:ascii="Wingdings" w:hAnsi="Wingdings" w:hint="default"/>
-      </w:rPr>
-    </w:lvl>
-    <w:lvl w:ilvl="3" w:tplc="08090001" w:tentative="1">
-      <w:start w:val="1"/>
-      <w:numFmt w:val="bullet"/>
-      <w:lvlText w:val=""/>
-      <w:lvlJc w:val="left"/>
-      <w:pPr>
-        <w:tabs>
-          <w:tab w:val="num" w:pos="2880"/>
-        </w:tabs>
-        <w:ind w:left="2880" w:hanging="360"/>
-      </w:pPr>
-      <w:rPr>
-        <w:rFonts w:ascii="Symbol" w:hAnsi="Symbol" w:hint="default"/>
-      </w:rPr>
-    </w:lvl>
-    <w:lvl w:ilvl="4" w:tplc="08090003" w:tentative="1">
-      <w:start w:val="1"/>
-      <w:numFmt w:val="bullet"/>
-      <w:lvlText w:val="o"/>
-      <w:lvlJc w:val="left"/>
-      <w:pPr>
-        <w:tabs>
-          <w:tab w:val="num" w:pos="3600"/>
-        </w:tabs>
-        <w:ind w:left="3600" w:hanging="360"/>
-      </w:pPr>
-      <w:rPr>
-        <w:rFonts w:ascii="Courier New" w:hAnsi="Courier New" w:cs="Tahoma" w:hint="default"/>
-      </w:rPr>
-    </w:lvl>
-    <w:lvl w:ilvl="5" w:tplc="08090005" w:tentative="1">
-      <w:start w:val="1"/>
-      <w:numFmt w:val="bullet"/>
-      <w:lvlText w:val=""/>
-      <w:lvlJc w:val="left"/>
-      <w:pPr>
-        <w:tabs>
-          <w:tab w:val="num" w:pos="4320"/>
-        </w:tabs>
-        <w:ind w:left="4320" w:hanging="360"/>
-      </w:pPr>
-      <w:rPr>
-        <w:rFonts w:ascii="Wingdings" w:hAnsi="Wingdings" w:hint="default"/>
-      </w:rPr>
-    </w:lvl>
-    <w:lvl w:ilvl="6" w:tplc="08090001" w:tentative="1">
-      <w:start w:val="1"/>
-      <w:numFmt w:val="bullet"/>
-      <w:lvlText w:val=""/>
-      <w:lvlJc w:val="left"/>
-      <w:pPr>
-        <w:tabs>
-          <w:tab w:val="num" w:pos="5040"/>
-        </w:tabs>
-        <w:ind w:left="5040" w:hanging="360"/>
-      </w:pPr>
-      <w:rPr>
-        <w:rFonts w:ascii="Symbol" w:hAnsi="Symbol" w:hint="default"/>
-      </w:rPr>
-    </w:lvl>
-    <w:lvl w:ilvl="7" w:tplc="08090003" w:tentative="1">
-      <w:start w:val="1"/>
-      <w:numFmt w:val="bullet"/>
-      <w:lvlText w:val="o"/>
-      <w:lvlJc w:val="left"/>
-      <w:pPr>
-        <w:tabs>
-          <w:tab w:val="num" w:pos="5760"/>
-        </w:tabs>
-        <w:ind w:left="5760" w:hanging="360"/>
-      </w:pPr>
-      <w:rPr>
-        <w:rFonts w:ascii="Courier New" w:hAnsi="Courier New" w:cs="Tahoma" w:hint="default"/>
-      </w:rPr>
-    </w:lvl>
-    <w:lvl w:ilvl="8" w:tplc="08090005" w:tentative="1">
-      <w:start w:val="1"/>
-      <w:numFmt w:val="bullet"/>
-      <w:lvlText w:val=""/>
-      <w:lvlJc w:val="left"/>
-      <w:pPr>
-        <w:tabs>
-          <w:tab w:val="num" w:pos="6480"/>
-        </w:tabs>
         <w:ind w:left="6480" w:hanging="360"/>
       </w:pPr>
       <w:rPr>
@@ -1896,9 +858,234 @@
     </w:lvl>
   </w:abstractNum>
   <w:abstractNum w:abstractNumId="3" w15:restartNumberingAfterBreak="0">
-    <w:nsid w:val="42CA77DD"/>
+    <w:nsid w:val="2EC151C8"/>
     <w:multiLevelType w:val="hybridMultilevel"/>
-    <w:tmpl w:val="C180E7F8"/>
+    <w:tmpl w:val="4D842E7E"/>
+    <w:lvl w:ilvl="0" w:tplc="33BAF48E">
+      <w:numFmt w:val="bullet"/>
+      <w:lvlText w:val=""/>
+      <w:lvlJc w:val="left"/>
+      <w:pPr>
+        <w:ind w:left="465" w:hanging="360"/>
+      </w:pPr>
+      <w:rPr>
+        <w:rFonts w:ascii="Symbol" w:eastAsiaTheme="minorHAnsi" w:hAnsi="Symbol" w:cstheme="minorBidi" w:hint="default"/>
+        <w:sz w:val="20"/>
+      </w:rPr>
+    </w:lvl>
+    <w:lvl w:ilvl="1" w:tplc="08090003" w:tentative="1">
+      <w:start w:val="1"/>
+      <w:numFmt w:val="bullet"/>
+      <w:lvlText w:val="o"/>
+      <w:lvlJc w:val="left"/>
+      <w:pPr>
+        <w:ind w:left="1185" w:hanging="360"/>
+      </w:pPr>
+      <w:rPr>
+        <w:rFonts w:ascii="Courier New" w:hAnsi="Courier New" w:cs="Courier New" w:hint="default"/>
+      </w:rPr>
+    </w:lvl>
+    <w:lvl w:ilvl="2" w:tplc="08090005" w:tentative="1">
+      <w:start w:val="1"/>
+      <w:numFmt w:val="bullet"/>
+      <w:lvlText w:val=""/>
+      <w:lvlJc w:val="left"/>
+      <w:pPr>
+        <w:ind w:left="1905" w:hanging="360"/>
+      </w:pPr>
+      <w:rPr>
+        <w:rFonts w:ascii="Wingdings" w:hAnsi="Wingdings" w:hint="default"/>
+      </w:rPr>
+    </w:lvl>
+    <w:lvl w:ilvl="3" w:tplc="08090001" w:tentative="1">
+      <w:start w:val="1"/>
+      <w:numFmt w:val="bullet"/>
+      <w:lvlText w:val=""/>
+      <w:lvlJc w:val="left"/>
+      <w:pPr>
+        <w:ind w:left="2625" w:hanging="360"/>
+      </w:pPr>
+      <w:rPr>
+        <w:rFonts w:ascii="Symbol" w:hAnsi="Symbol" w:hint="default"/>
+      </w:rPr>
+    </w:lvl>
+    <w:lvl w:ilvl="4" w:tplc="08090003" w:tentative="1">
+      <w:start w:val="1"/>
+      <w:numFmt w:val="bullet"/>
+      <w:lvlText w:val="o"/>
+      <w:lvlJc w:val="left"/>
+      <w:pPr>
+        <w:ind w:left="3345" w:hanging="360"/>
+      </w:pPr>
+      <w:rPr>
+        <w:rFonts w:ascii="Courier New" w:hAnsi="Courier New" w:cs="Courier New" w:hint="default"/>
+      </w:rPr>
+    </w:lvl>
+    <w:lvl w:ilvl="5" w:tplc="08090005" w:tentative="1">
+      <w:start w:val="1"/>
+      <w:numFmt w:val="bullet"/>
+      <w:lvlText w:val=""/>
+      <w:lvlJc w:val="left"/>
+      <w:pPr>
+        <w:ind w:left="4065" w:hanging="360"/>
+      </w:pPr>
+      <w:rPr>
+        <w:rFonts w:ascii="Wingdings" w:hAnsi="Wingdings" w:hint="default"/>
+      </w:rPr>
+    </w:lvl>
+    <w:lvl w:ilvl="6" w:tplc="08090001" w:tentative="1">
+      <w:start w:val="1"/>
+      <w:numFmt w:val="bullet"/>
+      <w:lvlText w:val=""/>
+      <w:lvlJc w:val="left"/>
+      <w:pPr>
+        <w:ind w:left="4785" w:hanging="360"/>
+      </w:pPr>
+      <w:rPr>
+        <w:rFonts w:ascii="Symbol" w:hAnsi="Symbol" w:hint="default"/>
+      </w:rPr>
+    </w:lvl>
+    <w:lvl w:ilvl="7" w:tplc="08090003" w:tentative="1">
+      <w:start w:val="1"/>
+      <w:numFmt w:val="bullet"/>
+      <w:lvlText w:val="o"/>
+      <w:lvlJc w:val="left"/>
+      <w:pPr>
+        <w:ind w:left="5505" w:hanging="360"/>
+      </w:pPr>
+      <w:rPr>
+        <w:rFonts w:ascii="Courier New" w:hAnsi="Courier New" w:cs="Courier New" w:hint="default"/>
+      </w:rPr>
+    </w:lvl>
+    <w:lvl w:ilvl="8" w:tplc="08090005" w:tentative="1">
+      <w:start w:val="1"/>
+      <w:numFmt w:val="bullet"/>
+      <w:lvlText w:val=""/>
+      <w:lvlJc w:val="left"/>
+      <w:pPr>
+        <w:ind w:left="6225" w:hanging="360"/>
+      </w:pPr>
+      <w:rPr>
+        <w:rFonts w:ascii="Wingdings" w:hAnsi="Wingdings" w:hint="default"/>
+      </w:rPr>
+    </w:lvl>
+  </w:abstractNum>
+  <w:abstractNum w:abstractNumId="4" w15:restartNumberingAfterBreak="0">
+    <w:nsid w:val="30AE4CED"/>
+    <w:multiLevelType w:val="hybridMultilevel"/>
+    <w:tmpl w:val="94086526"/>
+    <w:lvl w:ilvl="0" w:tplc="E89073C4">
+      <w:numFmt w:val="bullet"/>
+      <w:lvlText w:val=""/>
+      <w:lvlJc w:val="left"/>
+      <w:pPr>
+        <w:ind w:left="720" w:hanging="360"/>
+      </w:pPr>
+      <w:rPr>
+        <w:rFonts w:ascii="Symbol" w:eastAsia="Aptos" w:hAnsi="Symbol" w:cs="Times New Roman" w:hint="default"/>
+      </w:rPr>
+    </w:lvl>
+    <w:lvl w:ilvl="1" w:tplc="08090003">
+      <w:start w:val="1"/>
+      <w:numFmt w:val="bullet"/>
+      <w:lvlText w:val="o"/>
+      <w:lvlJc w:val="left"/>
+      <w:pPr>
+        <w:ind w:left="1440" w:hanging="360"/>
+      </w:pPr>
+      <w:rPr>
+        <w:rFonts w:ascii="Courier New" w:hAnsi="Courier New" w:cs="Courier New" w:hint="default"/>
+      </w:rPr>
+    </w:lvl>
+    <w:lvl w:ilvl="2" w:tplc="08090005">
+      <w:start w:val="1"/>
+      <w:numFmt w:val="bullet"/>
+      <w:lvlText w:val=""/>
+      <w:lvlJc w:val="left"/>
+      <w:pPr>
+        <w:ind w:left="2160" w:hanging="360"/>
+      </w:pPr>
+      <w:rPr>
+        <w:rFonts w:ascii="Wingdings" w:hAnsi="Wingdings" w:hint="default"/>
+      </w:rPr>
+    </w:lvl>
+    <w:lvl w:ilvl="3" w:tplc="08090001">
+      <w:start w:val="1"/>
+      <w:numFmt w:val="bullet"/>
+      <w:lvlText w:val=""/>
+      <w:lvlJc w:val="left"/>
+      <w:pPr>
+        <w:ind w:left="2880" w:hanging="360"/>
+      </w:pPr>
+      <w:rPr>
+        <w:rFonts w:ascii="Symbol" w:hAnsi="Symbol" w:hint="default"/>
+      </w:rPr>
+    </w:lvl>
+    <w:lvl w:ilvl="4" w:tplc="08090003">
+      <w:start w:val="1"/>
+      <w:numFmt w:val="bullet"/>
+      <w:lvlText w:val="o"/>
+      <w:lvlJc w:val="left"/>
+      <w:pPr>
+        <w:ind w:left="3600" w:hanging="360"/>
+      </w:pPr>
+      <w:rPr>
+        <w:rFonts w:ascii="Courier New" w:hAnsi="Courier New" w:cs="Courier New" w:hint="default"/>
+      </w:rPr>
+    </w:lvl>
+    <w:lvl w:ilvl="5" w:tplc="08090005">
+      <w:start w:val="1"/>
+      <w:numFmt w:val="bullet"/>
+      <w:lvlText w:val=""/>
+      <w:lvlJc w:val="left"/>
+      <w:pPr>
+        <w:ind w:left="4320" w:hanging="360"/>
+      </w:pPr>
+      <w:rPr>
+        <w:rFonts w:ascii="Wingdings" w:hAnsi="Wingdings" w:hint="default"/>
+      </w:rPr>
+    </w:lvl>
+    <w:lvl w:ilvl="6" w:tplc="08090001">
+      <w:start w:val="1"/>
+      <w:numFmt w:val="bullet"/>
+      <w:lvlText w:val=""/>
+      <w:lvlJc w:val="left"/>
+      <w:pPr>
+        <w:ind w:left="5040" w:hanging="360"/>
+      </w:pPr>
+      <w:rPr>
+        <w:rFonts w:ascii="Symbol" w:hAnsi="Symbol" w:hint="default"/>
+      </w:rPr>
+    </w:lvl>
+    <w:lvl w:ilvl="7" w:tplc="08090003">
+      <w:start w:val="1"/>
+      <w:numFmt w:val="bullet"/>
+      <w:lvlText w:val="o"/>
+      <w:lvlJc w:val="left"/>
+      <w:pPr>
+        <w:ind w:left="5760" w:hanging="360"/>
+      </w:pPr>
+      <w:rPr>
+        <w:rFonts w:ascii="Courier New" w:hAnsi="Courier New" w:cs="Courier New" w:hint="default"/>
+      </w:rPr>
+    </w:lvl>
+    <w:lvl w:ilvl="8" w:tplc="08090005">
+      <w:start w:val="1"/>
+      <w:numFmt w:val="bullet"/>
+      <w:lvlText w:val=""/>
+      <w:lvlJc w:val="left"/>
+      <w:pPr>
+        <w:ind w:left="6480" w:hanging="360"/>
+      </w:pPr>
+      <w:rPr>
+        <w:rFonts w:ascii="Wingdings" w:hAnsi="Wingdings" w:hint="default"/>
+      </w:rPr>
+    </w:lvl>
+  </w:abstractNum>
+  <w:abstractNum w:abstractNumId="5" w15:restartNumberingAfterBreak="0">
+    <w:nsid w:val="338F3524"/>
+    <w:multiLevelType w:val="hybridMultilevel"/>
+    <w:tmpl w:val="F684E322"/>
     <w:lvl w:ilvl="0" w:tplc="FFFFFFFF">
       <w:start w:val="1"/>
       <w:numFmt w:val="decimal"/>
@@ -1981,11 +1168,11 @@
       </w:pPr>
     </w:lvl>
   </w:abstractNum>
-  <w:abstractNum w:abstractNumId="4" w15:restartNumberingAfterBreak="0">
-    <w:nsid w:val="43BC4DEA"/>
+  <w:abstractNum w:abstractNumId="6" w15:restartNumberingAfterBreak="0">
+    <w:nsid w:val="3A84135A"/>
     <w:multiLevelType w:val="hybridMultilevel"/>
-    <w:tmpl w:val="C180E7F8"/>
-    <w:lvl w:ilvl="0" w:tplc="FFFFFFFF">
+    <w:tmpl w:val="29F270AC"/>
+    <w:lvl w:ilvl="0" w:tplc="0809000F">
       <w:start w:val="1"/>
       <w:numFmt w:val="decimal"/>
       <w:lvlText w:val="%1."/>
@@ -1994,7 +1181,7 @@
         <w:ind w:left="720" w:hanging="360"/>
       </w:pPr>
     </w:lvl>
-    <w:lvl w:ilvl="1" w:tplc="FFFFFFFF" w:tentative="1">
+    <w:lvl w:ilvl="1" w:tplc="08090019" w:tentative="1">
       <w:start w:val="1"/>
       <w:numFmt w:val="lowerLetter"/>
       <w:lvlText w:val="%2."/>
@@ -2003,7 +1190,7 @@
         <w:ind w:left="1440" w:hanging="360"/>
       </w:pPr>
     </w:lvl>
-    <w:lvl w:ilvl="2" w:tplc="FFFFFFFF" w:tentative="1">
+    <w:lvl w:ilvl="2" w:tplc="0809001B" w:tentative="1">
       <w:start w:val="1"/>
       <w:numFmt w:val="lowerRoman"/>
       <w:lvlText w:val="%3."/>
@@ -2012,7 +1199,7 @@
         <w:ind w:left="2160" w:hanging="180"/>
       </w:pPr>
     </w:lvl>
-    <w:lvl w:ilvl="3" w:tplc="FFFFFFFF" w:tentative="1">
+    <w:lvl w:ilvl="3" w:tplc="0809000F" w:tentative="1">
       <w:start w:val="1"/>
       <w:numFmt w:val="decimal"/>
       <w:lvlText w:val="%4."/>
@@ -2021,7 +1208,7 @@
         <w:ind w:left="2880" w:hanging="360"/>
       </w:pPr>
     </w:lvl>
-    <w:lvl w:ilvl="4" w:tplc="FFFFFFFF" w:tentative="1">
+    <w:lvl w:ilvl="4" w:tplc="08090019" w:tentative="1">
       <w:start w:val="1"/>
       <w:numFmt w:val="lowerLetter"/>
       <w:lvlText w:val="%5."/>
@@ -2030,7 +1217,7 @@
         <w:ind w:left="3600" w:hanging="360"/>
       </w:pPr>
     </w:lvl>
-    <w:lvl w:ilvl="5" w:tplc="FFFFFFFF" w:tentative="1">
+    <w:lvl w:ilvl="5" w:tplc="0809001B" w:tentative="1">
       <w:start w:val="1"/>
       <w:numFmt w:val="lowerRoman"/>
       <w:lvlText w:val="%6."/>
@@ -2039,7 +1226,7 @@
         <w:ind w:left="4320" w:hanging="180"/>
       </w:pPr>
     </w:lvl>
-    <w:lvl w:ilvl="6" w:tplc="FFFFFFFF" w:tentative="1">
+    <w:lvl w:ilvl="6" w:tplc="0809000F" w:tentative="1">
       <w:start w:val="1"/>
       <w:numFmt w:val="decimal"/>
       <w:lvlText w:val="%7."/>
@@ -2048,7 +1235,7 @@
         <w:ind w:left="5040" w:hanging="360"/>
       </w:pPr>
     </w:lvl>
-    <w:lvl w:ilvl="7" w:tplc="FFFFFFFF" w:tentative="1">
+    <w:lvl w:ilvl="7" w:tplc="08090019" w:tentative="1">
       <w:start w:val="1"/>
       <w:numFmt w:val="lowerLetter"/>
       <w:lvlText w:val="%8."/>
@@ -2057,7 +1244,7 @@
         <w:ind w:left="5760" w:hanging="360"/>
       </w:pPr>
     </w:lvl>
-    <w:lvl w:ilvl="8" w:tplc="FFFFFFFF" w:tentative="1">
+    <w:lvl w:ilvl="8" w:tplc="0809001B" w:tentative="1">
       <w:start w:val="1"/>
       <w:numFmt w:val="lowerRoman"/>
       <w:lvlText w:val="%9."/>
@@ -2067,7 +1254,274 @@
       </w:pPr>
     </w:lvl>
   </w:abstractNum>
-  <w:abstractNum w:abstractNumId="5" w15:restartNumberingAfterBreak="0">
+  <w:abstractNum w:abstractNumId="7" w15:restartNumberingAfterBreak="0">
+    <w:nsid w:val="3F6122D0"/>
+    <w:multiLevelType w:val="hybridMultilevel"/>
+    <w:tmpl w:val="3FCE54D0"/>
+    <w:lvl w:ilvl="0" w:tplc="08090001">
+      <w:start w:val="1"/>
+      <w:numFmt w:val="bullet"/>
+      <w:lvlText w:val=""/>
+      <w:lvlJc w:val="left"/>
+      <w:pPr>
+        <w:ind w:left="1185" w:hanging="360"/>
+      </w:pPr>
+      <w:rPr>
+        <w:rFonts w:ascii="Symbol" w:hAnsi="Symbol" w:hint="default"/>
+      </w:rPr>
+    </w:lvl>
+    <w:lvl w:ilvl="1" w:tplc="FFFFFFFF" w:tentative="1">
+      <w:start w:val="1"/>
+      <w:numFmt w:val="lowerLetter"/>
+      <w:lvlText w:val="%2."/>
+      <w:lvlJc w:val="left"/>
+      <w:pPr>
+        <w:ind w:left="1905" w:hanging="360"/>
+      </w:pPr>
+    </w:lvl>
+    <w:lvl w:ilvl="2" w:tplc="FFFFFFFF" w:tentative="1">
+      <w:start w:val="1"/>
+      <w:numFmt w:val="lowerRoman"/>
+      <w:lvlText w:val="%3."/>
+      <w:lvlJc w:val="right"/>
+      <w:pPr>
+        <w:ind w:left="2625" w:hanging="180"/>
+      </w:pPr>
+    </w:lvl>
+    <w:lvl w:ilvl="3" w:tplc="FFFFFFFF" w:tentative="1">
+      <w:start w:val="1"/>
+      <w:numFmt w:val="decimal"/>
+      <w:lvlText w:val="%4."/>
+      <w:lvlJc w:val="left"/>
+      <w:pPr>
+        <w:ind w:left="3345" w:hanging="360"/>
+      </w:pPr>
+    </w:lvl>
+    <w:lvl w:ilvl="4" w:tplc="FFFFFFFF" w:tentative="1">
+      <w:start w:val="1"/>
+      <w:numFmt w:val="lowerLetter"/>
+      <w:lvlText w:val="%5."/>
+      <w:lvlJc w:val="left"/>
+      <w:pPr>
+        <w:ind w:left="4065" w:hanging="360"/>
+      </w:pPr>
+    </w:lvl>
+    <w:lvl w:ilvl="5" w:tplc="FFFFFFFF" w:tentative="1">
+      <w:start w:val="1"/>
+      <w:numFmt w:val="lowerRoman"/>
+      <w:lvlText w:val="%6."/>
+      <w:lvlJc w:val="right"/>
+      <w:pPr>
+        <w:ind w:left="4785" w:hanging="180"/>
+      </w:pPr>
+    </w:lvl>
+    <w:lvl w:ilvl="6" w:tplc="FFFFFFFF" w:tentative="1">
+      <w:start w:val="1"/>
+      <w:numFmt w:val="decimal"/>
+      <w:lvlText w:val="%7."/>
+      <w:lvlJc w:val="left"/>
+      <w:pPr>
+        <w:ind w:left="5505" w:hanging="360"/>
+      </w:pPr>
+    </w:lvl>
+    <w:lvl w:ilvl="7" w:tplc="FFFFFFFF" w:tentative="1">
+      <w:start w:val="1"/>
+      <w:numFmt w:val="lowerLetter"/>
+      <w:lvlText w:val="%8."/>
+      <w:lvlJc w:val="left"/>
+      <w:pPr>
+        <w:ind w:left="6225" w:hanging="360"/>
+      </w:pPr>
+    </w:lvl>
+    <w:lvl w:ilvl="8" w:tplc="FFFFFFFF" w:tentative="1">
+      <w:start w:val="1"/>
+      <w:numFmt w:val="lowerRoman"/>
+      <w:lvlText w:val="%9."/>
+      <w:lvlJc w:val="right"/>
+      <w:pPr>
+        <w:ind w:left="6945" w:hanging="180"/>
+      </w:pPr>
+    </w:lvl>
+  </w:abstractNum>
+  <w:abstractNum w:abstractNumId="8" w15:restartNumberingAfterBreak="0">
+    <w:nsid w:val="41907B7B"/>
+    <w:multiLevelType w:val="hybridMultilevel"/>
+    <w:tmpl w:val="8EC6A760"/>
+    <w:lvl w:ilvl="0" w:tplc="1584A8DC">
+      <w:start w:val="1"/>
+      <w:numFmt w:val="decimal"/>
+      <w:lvlText w:val="%1"/>
+      <w:lvlJc w:val="left"/>
+      <w:pPr>
+        <w:ind w:left="1800" w:hanging="1440"/>
+      </w:pPr>
+      <w:rPr>
+        <w:rFonts w:hint="default"/>
+      </w:rPr>
+    </w:lvl>
+    <w:lvl w:ilvl="1" w:tplc="08090019" w:tentative="1">
+      <w:start w:val="1"/>
+      <w:numFmt w:val="lowerLetter"/>
+      <w:lvlText w:val="%2."/>
+      <w:lvlJc w:val="left"/>
+      <w:pPr>
+        <w:ind w:left="1440" w:hanging="360"/>
+      </w:pPr>
+    </w:lvl>
+    <w:lvl w:ilvl="2" w:tplc="0809001B" w:tentative="1">
+      <w:start w:val="1"/>
+      <w:numFmt w:val="lowerRoman"/>
+      <w:lvlText w:val="%3."/>
+      <w:lvlJc w:val="right"/>
+      <w:pPr>
+        <w:ind w:left="2160" w:hanging="180"/>
+      </w:pPr>
+    </w:lvl>
+    <w:lvl w:ilvl="3" w:tplc="0809000F" w:tentative="1">
+      <w:start w:val="1"/>
+      <w:numFmt w:val="decimal"/>
+      <w:lvlText w:val="%4."/>
+      <w:lvlJc w:val="left"/>
+      <w:pPr>
+        <w:ind w:left="2880" w:hanging="360"/>
+      </w:pPr>
+    </w:lvl>
+    <w:lvl w:ilvl="4" w:tplc="08090019" w:tentative="1">
+      <w:start w:val="1"/>
+      <w:numFmt w:val="lowerLetter"/>
+      <w:lvlText w:val="%5."/>
+      <w:lvlJc w:val="left"/>
+      <w:pPr>
+        <w:ind w:left="3600" w:hanging="360"/>
+      </w:pPr>
+    </w:lvl>
+    <w:lvl w:ilvl="5" w:tplc="0809001B" w:tentative="1">
+      <w:start w:val="1"/>
+      <w:numFmt w:val="lowerRoman"/>
+      <w:lvlText w:val="%6."/>
+      <w:lvlJc w:val="right"/>
+      <w:pPr>
+        <w:ind w:left="4320" w:hanging="180"/>
+      </w:pPr>
+    </w:lvl>
+    <w:lvl w:ilvl="6" w:tplc="0809000F" w:tentative="1">
+      <w:start w:val="1"/>
+      <w:numFmt w:val="decimal"/>
+      <w:lvlText w:val="%7."/>
+      <w:lvlJc w:val="left"/>
+      <w:pPr>
+        <w:ind w:left="5040" w:hanging="360"/>
+      </w:pPr>
+    </w:lvl>
+    <w:lvl w:ilvl="7" w:tplc="08090019" w:tentative="1">
+      <w:start w:val="1"/>
+      <w:numFmt w:val="lowerLetter"/>
+      <w:lvlText w:val="%8."/>
+      <w:lvlJc w:val="left"/>
+      <w:pPr>
+        <w:ind w:left="5760" w:hanging="360"/>
+      </w:pPr>
+    </w:lvl>
+    <w:lvl w:ilvl="8" w:tplc="0809001B" w:tentative="1">
+      <w:start w:val="1"/>
+      <w:numFmt w:val="lowerRoman"/>
+      <w:lvlText w:val="%9."/>
+      <w:lvlJc w:val="right"/>
+      <w:pPr>
+        <w:ind w:left="6480" w:hanging="180"/>
+      </w:pPr>
+    </w:lvl>
+  </w:abstractNum>
+  <w:abstractNum w:abstractNumId="9" w15:restartNumberingAfterBreak="0">
+    <w:nsid w:val="46172D48"/>
+    <w:multiLevelType w:val="hybridMultilevel"/>
+    <w:tmpl w:val="D3865CCC"/>
+    <w:lvl w:ilvl="0" w:tplc="1584A8DC">
+      <w:start w:val="1"/>
+      <w:numFmt w:val="decimal"/>
+      <w:lvlText w:val="%1"/>
+      <w:lvlJc w:val="left"/>
+      <w:pPr>
+        <w:ind w:left="1800" w:hanging="1440"/>
+      </w:pPr>
+      <w:rPr>
+        <w:rFonts w:hint="default"/>
+      </w:rPr>
+    </w:lvl>
+    <w:lvl w:ilvl="1" w:tplc="08090019" w:tentative="1">
+      <w:start w:val="1"/>
+      <w:numFmt w:val="lowerLetter"/>
+      <w:lvlText w:val="%2."/>
+      <w:lvlJc w:val="left"/>
+      <w:pPr>
+        <w:ind w:left="1440" w:hanging="360"/>
+      </w:pPr>
+    </w:lvl>
+    <w:lvl w:ilvl="2" w:tplc="0809001B" w:tentative="1">
+      <w:start w:val="1"/>
+      <w:numFmt w:val="lowerRoman"/>
+      <w:lvlText w:val="%3."/>
+      <w:lvlJc w:val="right"/>
+      <w:pPr>
+        <w:ind w:left="2160" w:hanging="180"/>
+      </w:pPr>
+    </w:lvl>
+    <w:lvl w:ilvl="3" w:tplc="0809000F" w:tentative="1">
+      <w:start w:val="1"/>
+      <w:numFmt w:val="decimal"/>
+      <w:lvlText w:val="%4."/>
+      <w:lvlJc w:val="left"/>
+      <w:pPr>
+        <w:ind w:left="2880" w:hanging="360"/>
+      </w:pPr>
+    </w:lvl>
+    <w:lvl w:ilvl="4" w:tplc="08090019" w:tentative="1">
+      <w:start w:val="1"/>
+      <w:numFmt w:val="lowerLetter"/>
+      <w:lvlText w:val="%5."/>
+      <w:lvlJc w:val="left"/>
+      <w:pPr>
+        <w:ind w:left="3600" w:hanging="360"/>
+      </w:pPr>
+    </w:lvl>
+    <w:lvl w:ilvl="5" w:tplc="0809001B" w:tentative="1">
+      <w:start w:val="1"/>
+      <w:numFmt w:val="lowerRoman"/>
+      <w:lvlText w:val="%6."/>
+      <w:lvlJc w:val="right"/>
+      <w:pPr>
+        <w:ind w:left="4320" w:hanging="180"/>
+      </w:pPr>
+    </w:lvl>
+    <w:lvl w:ilvl="6" w:tplc="0809000F" w:tentative="1">
+      <w:start w:val="1"/>
+      <w:numFmt w:val="decimal"/>
+      <w:lvlText w:val="%7."/>
+      <w:lvlJc w:val="left"/>
+      <w:pPr>
+        <w:ind w:left="5040" w:hanging="360"/>
+      </w:pPr>
+    </w:lvl>
+    <w:lvl w:ilvl="7" w:tplc="08090019" w:tentative="1">
+      <w:start w:val="1"/>
+      <w:numFmt w:val="lowerLetter"/>
+      <w:lvlText w:val="%8."/>
+      <w:lvlJc w:val="left"/>
+      <w:pPr>
+        <w:ind w:left="5760" w:hanging="360"/>
+      </w:pPr>
+    </w:lvl>
+    <w:lvl w:ilvl="8" w:tplc="0809001B" w:tentative="1">
+      <w:start w:val="1"/>
+      <w:numFmt w:val="lowerRoman"/>
+      <w:lvlText w:val="%9."/>
+      <w:lvlJc w:val="right"/>
+      <w:pPr>
+        <w:ind w:left="6480" w:hanging="180"/>
+      </w:pPr>
+    </w:lvl>
+  </w:abstractNum>
+  <w:abstractNum w:abstractNumId="10" w15:restartNumberingAfterBreak="0">
     <w:nsid w:val="461F5479"/>
     <w:multiLevelType w:val="hybridMultilevel"/>
     <w:tmpl w:val="E2687198"/>
@@ -2153,125 +1607,11 @@
       </w:pPr>
     </w:lvl>
   </w:abstractNum>
-  <w:abstractNum w:abstractNumId="6" w15:restartNumberingAfterBreak="0">
-    <w:nsid w:val="510F0421"/>
+  <w:abstractNum w:abstractNumId="11" w15:restartNumberingAfterBreak="0">
+    <w:nsid w:val="4F0121C0"/>
     <w:multiLevelType w:val="hybridMultilevel"/>
-    <w:tmpl w:val="FEC092D4"/>
-    <w:lvl w:ilvl="0" w:tplc="7C900536">
-      <w:start w:val="1"/>
-      <w:numFmt w:val="bullet"/>
-      <w:pStyle w:val="Bullet"/>
-      <w:lvlText w:val=""/>
-      <w:lvlJc w:val="left"/>
-      <w:pPr>
-        <w:ind w:left="720" w:hanging="360"/>
-      </w:pPr>
-      <w:rPr>
-        <w:rFonts w:ascii="Symbol" w:hAnsi="Symbol" w:hint="default"/>
-      </w:rPr>
-    </w:lvl>
-    <w:lvl w:ilvl="1" w:tplc="08090003">
-      <w:start w:val="1"/>
-      <w:numFmt w:val="bullet"/>
-      <w:lvlText w:val="o"/>
-      <w:lvlJc w:val="left"/>
-      <w:pPr>
-        <w:ind w:left="1440" w:hanging="360"/>
-      </w:pPr>
-      <w:rPr>
-        <w:rFonts w:ascii="Courier New" w:hAnsi="Courier New" w:cs="Courier New" w:hint="default"/>
-      </w:rPr>
-    </w:lvl>
-    <w:lvl w:ilvl="2" w:tplc="08090005" w:tentative="1">
-      <w:start w:val="1"/>
-      <w:numFmt w:val="bullet"/>
-      <w:lvlText w:val=""/>
-      <w:lvlJc w:val="left"/>
-      <w:pPr>
-        <w:ind w:left="2160" w:hanging="360"/>
-      </w:pPr>
-      <w:rPr>
-        <w:rFonts w:ascii="Wingdings" w:hAnsi="Wingdings" w:hint="default"/>
-      </w:rPr>
-    </w:lvl>
-    <w:lvl w:ilvl="3" w:tplc="08090001" w:tentative="1">
-      <w:start w:val="1"/>
-      <w:numFmt w:val="bullet"/>
-      <w:lvlText w:val=""/>
-      <w:lvlJc w:val="left"/>
-      <w:pPr>
-        <w:ind w:left="2880" w:hanging="360"/>
-      </w:pPr>
-      <w:rPr>
-        <w:rFonts w:ascii="Symbol" w:hAnsi="Symbol" w:hint="default"/>
-      </w:rPr>
-    </w:lvl>
-    <w:lvl w:ilvl="4" w:tplc="08090003" w:tentative="1">
-      <w:start w:val="1"/>
-      <w:numFmt w:val="bullet"/>
-      <w:lvlText w:val="o"/>
-      <w:lvlJc w:val="left"/>
-      <w:pPr>
-        <w:ind w:left="3600" w:hanging="360"/>
-      </w:pPr>
-      <w:rPr>
-        <w:rFonts w:ascii="Courier New" w:hAnsi="Courier New" w:cs="Courier New" w:hint="default"/>
-      </w:rPr>
-    </w:lvl>
-    <w:lvl w:ilvl="5" w:tplc="08090005" w:tentative="1">
-      <w:start w:val="1"/>
-      <w:numFmt w:val="bullet"/>
-      <w:lvlText w:val=""/>
-      <w:lvlJc w:val="left"/>
-      <w:pPr>
-        <w:ind w:left="4320" w:hanging="360"/>
-      </w:pPr>
-      <w:rPr>
-        <w:rFonts w:ascii="Wingdings" w:hAnsi="Wingdings" w:hint="default"/>
-      </w:rPr>
-    </w:lvl>
-    <w:lvl w:ilvl="6" w:tplc="08090001" w:tentative="1">
-      <w:start w:val="1"/>
-      <w:numFmt w:val="bullet"/>
-      <w:lvlText w:val=""/>
-      <w:lvlJc w:val="left"/>
-      <w:pPr>
-        <w:ind w:left="5040" w:hanging="360"/>
-      </w:pPr>
-      <w:rPr>
-        <w:rFonts w:ascii="Symbol" w:hAnsi="Symbol" w:hint="default"/>
-      </w:rPr>
-    </w:lvl>
-    <w:lvl w:ilvl="7" w:tplc="08090003" w:tentative="1">
-      <w:start w:val="1"/>
-      <w:numFmt w:val="bullet"/>
-      <w:lvlText w:val="o"/>
-      <w:lvlJc w:val="left"/>
-      <w:pPr>
-        <w:ind w:left="5760" w:hanging="360"/>
-      </w:pPr>
-      <w:rPr>
-        <w:rFonts w:ascii="Courier New" w:hAnsi="Courier New" w:cs="Courier New" w:hint="default"/>
-      </w:rPr>
-    </w:lvl>
-    <w:lvl w:ilvl="8" w:tplc="08090005" w:tentative="1">
-      <w:start w:val="1"/>
-      <w:numFmt w:val="bullet"/>
-      <w:lvlText w:val=""/>
-      <w:lvlJc w:val="left"/>
-      <w:pPr>
-        <w:ind w:left="6480" w:hanging="360"/>
-      </w:pPr>
-      <w:rPr>
-        <w:rFonts w:ascii="Wingdings" w:hAnsi="Wingdings" w:hint="default"/>
-      </w:rPr>
-    </w:lvl>
-  </w:abstractNum>
-  <w:abstractNum w:abstractNumId="7" w15:restartNumberingAfterBreak="0">
-    <w:nsid w:val="61930371"/>
-    <w:multiLevelType w:val="hybridMultilevel"/>
-    <w:tmpl w:val="C180E7F8"/>
-    <w:lvl w:ilvl="0" w:tplc="FFFFFFFF">
+    <w:tmpl w:val="F684E322"/>
+    <w:lvl w:ilvl="0" w:tplc="0809000F">
       <w:start w:val="1"/>
       <w:numFmt w:val="decimal"/>
       <w:lvlText w:val="%1."/>
@@ -2280,7 +1620,7 @@
         <w:ind w:left="720" w:hanging="360"/>
       </w:pPr>
     </w:lvl>
-    <w:lvl w:ilvl="1" w:tplc="FFFFFFFF" w:tentative="1">
+    <w:lvl w:ilvl="1" w:tplc="08090019" w:tentative="1">
       <w:start w:val="1"/>
       <w:numFmt w:val="lowerLetter"/>
       <w:lvlText w:val="%2."/>
@@ -2289,7 +1629,7 @@
         <w:ind w:left="1440" w:hanging="360"/>
       </w:pPr>
     </w:lvl>
-    <w:lvl w:ilvl="2" w:tplc="FFFFFFFF" w:tentative="1">
+    <w:lvl w:ilvl="2" w:tplc="0809001B" w:tentative="1">
       <w:start w:val="1"/>
       <w:numFmt w:val="lowerRoman"/>
       <w:lvlText w:val="%3."/>
@@ -2298,7 +1638,7 @@
         <w:ind w:left="2160" w:hanging="180"/>
       </w:pPr>
     </w:lvl>
-    <w:lvl w:ilvl="3" w:tplc="FFFFFFFF" w:tentative="1">
+    <w:lvl w:ilvl="3" w:tplc="0809000F" w:tentative="1">
       <w:start w:val="1"/>
       <w:numFmt w:val="decimal"/>
       <w:lvlText w:val="%4."/>
@@ -2307,7 +1647,7 @@
         <w:ind w:left="2880" w:hanging="360"/>
       </w:pPr>
     </w:lvl>
-    <w:lvl w:ilvl="4" w:tplc="FFFFFFFF" w:tentative="1">
+    <w:lvl w:ilvl="4" w:tplc="08090019" w:tentative="1">
       <w:start w:val="1"/>
       <w:numFmt w:val="lowerLetter"/>
       <w:lvlText w:val="%5."/>
@@ -2316,7 +1656,7 @@
         <w:ind w:left="3600" w:hanging="360"/>
       </w:pPr>
     </w:lvl>
-    <w:lvl w:ilvl="5" w:tplc="FFFFFFFF" w:tentative="1">
+    <w:lvl w:ilvl="5" w:tplc="0809001B" w:tentative="1">
       <w:start w:val="1"/>
       <w:numFmt w:val="lowerRoman"/>
       <w:lvlText w:val="%6."/>
@@ -2325,7 +1665,7 @@
         <w:ind w:left="4320" w:hanging="180"/>
       </w:pPr>
     </w:lvl>
-    <w:lvl w:ilvl="6" w:tplc="FFFFFFFF" w:tentative="1">
+    <w:lvl w:ilvl="6" w:tplc="0809000F" w:tentative="1">
       <w:start w:val="1"/>
       <w:numFmt w:val="decimal"/>
       <w:lvlText w:val="%7."/>
@@ -2334,7 +1674,7 @@
         <w:ind w:left="5040" w:hanging="360"/>
       </w:pPr>
     </w:lvl>
-    <w:lvl w:ilvl="7" w:tplc="FFFFFFFF" w:tentative="1">
+    <w:lvl w:ilvl="7" w:tplc="08090019" w:tentative="1">
       <w:start w:val="1"/>
       <w:numFmt w:val="lowerLetter"/>
       <w:lvlText w:val="%8."/>
@@ -2343,7 +1683,7 @@
         <w:ind w:left="5760" w:hanging="360"/>
       </w:pPr>
     </w:lvl>
-    <w:lvl w:ilvl="8" w:tplc="FFFFFFFF" w:tentative="1">
+    <w:lvl w:ilvl="8" w:tplc="0809001B" w:tentative="1">
       <w:start w:val="1"/>
       <w:numFmt w:val="lowerRoman"/>
       <w:lvlText w:val="%9."/>
@@ -2353,18 +1693,330 @@
       </w:pPr>
     </w:lvl>
   </w:abstractNum>
-  <w:abstractNum w:abstractNumId="8" w15:restartNumberingAfterBreak="0">
-    <w:nsid w:val="691A4E7A"/>
+  <w:abstractNum w:abstractNumId="12" w15:restartNumberingAfterBreak="0">
+    <w:nsid w:val="510F0421"/>
     <w:multiLevelType w:val="hybridMultilevel"/>
-    <w:tmpl w:val="30885F9E"/>
-    <w:lvl w:ilvl="0" w:tplc="E82A5A4C">
+    <w:tmpl w:val="2BBAC80C"/>
+    <w:lvl w:ilvl="0" w:tplc="08090001">
+      <w:start w:val="1"/>
+      <w:numFmt w:val="bullet"/>
+      <w:lvlText w:val=""/>
+      <w:lvlJc w:val="left"/>
+      <w:pPr>
+        <w:ind w:left="720" w:hanging="360"/>
+      </w:pPr>
+      <w:rPr>
+        <w:rFonts w:ascii="Symbol" w:hAnsi="Symbol" w:hint="default"/>
+      </w:rPr>
+    </w:lvl>
+    <w:lvl w:ilvl="1" w:tplc="08090003" w:tentative="1">
+      <w:start w:val="1"/>
+      <w:numFmt w:val="bullet"/>
+      <w:lvlText w:val="o"/>
+      <w:lvlJc w:val="left"/>
+      <w:pPr>
+        <w:ind w:left="1440" w:hanging="360"/>
+      </w:pPr>
+      <w:rPr>
+        <w:rFonts w:ascii="Courier New" w:hAnsi="Courier New" w:cs="Courier New" w:hint="default"/>
+      </w:rPr>
+    </w:lvl>
+    <w:lvl w:ilvl="2" w:tplc="08090005" w:tentative="1">
+      <w:start w:val="1"/>
+      <w:numFmt w:val="bullet"/>
+      <w:lvlText w:val=""/>
+      <w:lvlJc w:val="left"/>
+      <w:pPr>
+        <w:ind w:left="2160" w:hanging="360"/>
+      </w:pPr>
+      <w:rPr>
+        <w:rFonts w:ascii="Wingdings" w:hAnsi="Wingdings" w:hint="default"/>
+      </w:rPr>
+    </w:lvl>
+    <w:lvl w:ilvl="3" w:tplc="08090001" w:tentative="1">
+      <w:start w:val="1"/>
+      <w:numFmt w:val="bullet"/>
+      <w:lvlText w:val=""/>
+      <w:lvlJc w:val="left"/>
+      <w:pPr>
+        <w:ind w:left="2880" w:hanging="360"/>
+      </w:pPr>
+      <w:rPr>
+        <w:rFonts w:ascii="Symbol" w:hAnsi="Symbol" w:hint="default"/>
+      </w:rPr>
+    </w:lvl>
+    <w:lvl w:ilvl="4" w:tplc="08090003" w:tentative="1">
+      <w:start w:val="1"/>
+      <w:numFmt w:val="bullet"/>
+      <w:lvlText w:val="o"/>
+      <w:lvlJc w:val="left"/>
+      <w:pPr>
+        <w:ind w:left="3600" w:hanging="360"/>
+      </w:pPr>
+      <w:rPr>
+        <w:rFonts w:ascii="Courier New" w:hAnsi="Courier New" w:cs="Courier New" w:hint="default"/>
+      </w:rPr>
+    </w:lvl>
+    <w:lvl w:ilvl="5" w:tplc="08090005" w:tentative="1">
+      <w:start w:val="1"/>
+      <w:numFmt w:val="bullet"/>
+      <w:lvlText w:val=""/>
+      <w:lvlJc w:val="left"/>
+      <w:pPr>
+        <w:ind w:left="4320" w:hanging="360"/>
+      </w:pPr>
+      <w:rPr>
+        <w:rFonts w:ascii="Wingdings" w:hAnsi="Wingdings" w:hint="default"/>
+      </w:rPr>
+    </w:lvl>
+    <w:lvl w:ilvl="6" w:tplc="08090001" w:tentative="1">
+      <w:start w:val="1"/>
+      <w:numFmt w:val="bullet"/>
+      <w:lvlText w:val=""/>
+      <w:lvlJc w:val="left"/>
+      <w:pPr>
+        <w:ind w:left="5040" w:hanging="360"/>
+      </w:pPr>
+      <w:rPr>
+        <w:rFonts w:ascii="Symbol" w:hAnsi="Symbol" w:hint="default"/>
+      </w:rPr>
+    </w:lvl>
+    <w:lvl w:ilvl="7" w:tplc="08090003" w:tentative="1">
+      <w:start w:val="1"/>
+      <w:numFmt w:val="bullet"/>
+      <w:lvlText w:val="o"/>
+      <w:lvlJc w:val="left"/>
+      <w:pPr>
+        <w:ind w:left="5760" w:hanging="360"/>
+      </w:pPr>
+      <w:rPr>
+        <w:rFonts w:ascii="Courier New" w:hAnsi="Courier New" w:cs="Courier New" w:hint="default"/>
+      </w:rPr>
+    </w:lvl>
+    <w:lvl w:ilvl="8" w:tplc="08090005" w:tentative="1">
+      <w:start w:val="1"/>
+      <w:numFmt w:val="bullet"/>
+      <w:lvlText w:val=""/>
+      <w:lvlJc w:val="left"/>
+      <w:pPr>
+        <w:ind w:left="6480" w:hanging="360"/>
+      </w:pPr>
+      <w:rPr>
+        <w:rFonts w:ascii="Wingdings" w:hAnsi="Wingdings" w:hint="default"/>
+      </w:rPr>
+    </w:lvl>
+  </w:abstractNum>
+  <w:abstractNum w:abstractNumId="13" w15:restartNumberingAfterBreak="0">
+    <w:nsid w:val="54B43A75"/>
+    <w:multiLevelType w:val="hybridMultilevel"/>
+    <w:tmpl w:val="6136BD0E"/>
+    <w:lvl w:ilvl="0" w:tplc="FFFFFFFF">
+      <w:start w:val="1"/>
+      <w:numFmt w:val="decimal"/>
+      <w:lvlText w:val="%1."/>
+      <w:lvlJc w:val="left"/>
+      <w:pPr>
+        <w:ind w:left="720" w:hanging="360"/>
+      </w:pPr>
+    </w:lvl>
+    <w:lvl w:ilvl="1" w:tplc="FFFFFFFF">
+      <w:start w:val="1"/>
+      <w:numFmt w:val="lowerLetter"/>
+      <w:lvlText w:val="%2."/>
+      <w:lvlJc w:val="left"/>
+      <w:pPr>
+        <w:ind w:left="1440" w:hanging="360"/>
+      </w:pPr>
+    </w:lvl>
+    <w:lvl w:ilvl="2" w:tplc="FFFFFFFF" w:tentative="1">
+      <w:start w:val="1"/>
+      <w:numFmt w:val="lowerRoman"/>
+      <w:lvlText w:val="%3."/>
+      <w:lvlJc w:val="right"/>
+      <w:pPr>
+        <w:ind w:left="2160" w:hanging="180"/>
+      </w:pPr>
+    </w:lvl>
+    <w:lvl w:ilvl="3" w:tplc="FFFFFFFF" w:tentative="1">
+      <w:start w:val="1"/>
+      <w:numFmt w:val="decimal"/>
+      <w:lvlText w:val="%4."/>
+      <w:lvlJc w:val="left"/>
+      <w:pPr>
+        <w:ind w:left="2880" w:hanging="360"/>
+      </w:pPr>
+    </w:lvl>
+    <w:lvl w:ilvl="4" w:tplc="FFFFFFFF" w:tentative="1">
+      <w:start w:val="1"/>
+      <w:numFmt w:val="lowerLetter"/>
+      <w:lvlText w:val="%5."/>
+      <w:lvlJc w:val="left"/>
+      <w:pPr>
+        <w:ind w:left="3600" w:hanging="360"/>
+      </w:pPr>
+    </w:lvl>
+    <w:lvl w:ilvl="5" w:tplc="FFFFFFFF" w:tentative="1">
+      <w:start w:val="1"/>
+      <w:numFmt w:val="lowerRoman"/>
+      <w:lvlText w:val="%6."/>
+      <w:lvlJc w:val="right"/>
+      <w:pPr>
+        <w:ind w:left="4320" w:hanging="180"/>
+      </w:pPr>
+    </w:lvl>
+    <w:lvl w:ilvl="6" w:tplc="FFFFFFFF" w:tentative="1">
+      <w:start w:val="1"/>
+      <w:numFmt w:val="decimal"/>
+      <w:lvlText w:val="%7."/>
+      <w:lvlJc w:val="left"/>
+      <w:pPr>
+        <w:ind w:left="5040" w:hanging="360"/>
+      </w:pPr>
+    </w:lvl>
+    <w:lvl w:ilvl="7" w:tplc="FFFFFFFF" w:tentative="1">
+      <w:start w:val="1"/>
+      <w:numFmt w:val="lowerLetter"/>
+      <w:lvlText w:val="%8."/>
+      <w:lvlJc w:val="left"/>
+      <w:pPr>
+        <w:ind w:left="5760" w:hanging="360"/>
+      </w:pPr>
+    </w:lvl>
+    <w:lvl w:ilvl="8" w:tplc="FFFFFFFF" w:tentative="1">
+      <w:start w:val="1"/>
+      <w:numFmt w:val="lowerRoman"/>
+      <w:lvlText w:val="%9."/>
+      <w:lvlJc w:val="right"/>
+      <w:pPr>
+        <w:ind w:left="6480" w:hanging="180"/>
+      </w:pPr>
+    </w:lvl>
+  </w:abstractNum>
+  <w:abstractNum w:abstractNumId="14" w15:restartNumberingAfterBreak="0">
+    <w:nsid w:val="59C51190"/>
+    <w:multiLevelType w:val="hybridMultilevel"/>
+    <w:tmpl w:val="FF78649A"/>
+    <w:lvl w:ilvl="0" w:tplc="08090001">
+      <w:start w:val="1"/>
+      <w:numFmt w:val="bullet"/>
+      <w:lvlText w:val=""/>
+      <w:lvlJc w:val="left"/>
+      <w:pPr>
+        <w:ind w:left="720" w:hanging="360"/>
+      </w:pPr>
+      <w:rPr>
+        <w:rFonts w:ascii="Symbol" w:hAnsi="Symbol" w:hint="default"/>
+      </w:rPr>
+    </w:lvl>
+    <w:lvl w:ilvl="1" w:tplc="08090003">
+      <w:start w:val="1"/>
+      <w:numFmt w:val="bullet"/>
+      <w:lvlText w:val="o"/>
+      <w:lvlJc w:val="left"/>
+      <w:pPr>
+        <w:ind w:left="1440" w:hanging="360"/>
+      </w:pPr>
+      <w:rPr>
+        <w:rFonts w:ascii="Courier New" w:hAnsi="Courier New" w:cs="Courier New" w:hint="default"/>
+      </w:rPr>
+    </w:lvl>
+    <w:lvl w:ilvl="2" w:tplc="08090005">
+      <w:start w:val="1"/>
+      <w:numFmt w:val="bullet"/>
+      <w:lvlText w:val=""/>
+      <w:lvlJc w:val="left"/>
+      <w:pPr>
+        <w:ind w:left="2160" w:hanging="360"/>
+      </w:pPr>
+      <w:rPr>
+        <w:rFonts w:ascii="Wingdings" w:hAnsi="Wingdings" w:hint="default"/>
+      </w:rPr>
+    </w:lvl>
+    <w:lvl w:ilvl="3" w:tplc="08090001">
+      <w:start w:val="1"/>
+      <w:numFmt w:val="bullet"/>
+      <w:lvlText w:val=""/>
+      <w:lvlJc w:val="left"/>
+      <w:pPr>
+        <w:ind w:left="2880" w:hanging="360"/>
+      </w:pPr>
+      <w:rPr>
+        <w:rFonts w:ascii="Symbol" w:hAnsi="Symbol" w:hint="default"/>
+      </w:rPr>
+    </w:lvl>
+    <w:lvl w:ilvl="4" w:tplc="08090003">
+      <w:start w:val="1"/>
+      <w:numFmt w:val="bullet"/>
+      <w:lvlText w:val="o"/>
+      <w:lvlJc w:val="left"/>
+      <w:pPr>
+        <w:ind w:left="3600" w:hanging="360"/>
+      </w:pPr>
+      <w:rPr>
+        <w:rFonts w:ascii="Courier New" w:hAnsi="Courier New" w:cs="Courier New" w:hint="default"/>
+      </w:rPr>
+    </w:lvl>
+    <w:lvl w:ilvl="5" w:tplc="08090005">
+      <w:start w:val="1"/>
+      <w:numFmt w:val="bullet"/>
+      <w:lvlText w:val=""/>
+      <w:lvlJc w:val="left"/>
+      <w:pPr>
+        <w:ind w:left="4320" w:hanging="360"/>
+      </w:pPr>
+      <w:rPr>
+        <w:rFonts w:ascii="Wingdings" w:hAnsi="Wingdings" w:hint="default"/>
+      </w:rPr>
+    </w:lvl>
+    <w:lvl w:ilvl="6" w:tplc="08090001">
+      <w:start w:val="1"/>
+      <w:numFmt w:val="bullet"/>
+      <w:lvlText w:val=""/>
+      <w:lvlJc w:val="left"/>
+      <w:pPr>
+        <w:ind w:left="5040" w:hanging="360"/>
+      </w:pPr>
+      <w:rPr>
+        <w:rFonts w:ascii="Symbol" w:hAnsi="Symbol" w:hint="default"/>
+      </w:rPr>
+    </w:lvl>
+    <w:lvl w:ilvl="7" w:tplc="08090003">
+      <w:start w:val="1"/>
+      <w:numFmt w:val="bullet"/>
+      <w:lvlText w:val="o"/>
+      <w:lvlJc w:val="left"/>
+      <w:pPr>
+        <w:ind w:left="5760" w:hanging="360"/>
+      </w:pPr>
+      <w:rPr>
+        <w:rFonts w:ascii="Courier New" w:hAnsi="Courier New" w:cs="Courier New" w:hint="default"/>
+      </w:rPr>
+    </w:lvl>
+    <w:lvl w:ilvl="8" w:tplc="08090005">
+      <w:start w:val="1"/>
+      <w:numFmt w:val="bullet"/>
+      <w:lvlText w:val=""/>
+      <w:lvlJc w:val="left"/>
+      <w:pPr>
+        <w:ind w:left="6480" w:hanging="360"/>
+      </w:pPr>
+      <w:rPr>
+        <w:rFonts w:ascii="Wingdings" w:hAnsi="Wingdings" w:hint="default"/>
+      </w:rPr>
+    </w:lvl>
+  </w:abstractNum>
+  <w:abstractNum w:abstractNumId="15" w15:restartNumberingAfterBreak="0">
+    <w:nsid w:val="67684420"/>
+    <w:multiLevelType w:val="hybridMultilevel"/>
+    <w:tmpl w:val="2858325E"/>
+    <w:lvl w:ilvl="0" w:tplc="2F0AFC86">
       <w:start w:val="1"/>
       <w:numFmt w:val="decimal"/>
       <w:pStyle w:val="Numberedbullet"/>
       <w:lvlText w:val="%1."/>
       <w:lvlJc w:val="left"/>
       <w:pPr>
-        <w:ind w:left="720" w:hanging="360"/>
+        <w:ind w:left="1185" w:hanging="360"/>
       </w:pPr>
     </w:lvl>
     <w:lvl w:ilvl="1" w:tplc="08090019" w:tentative="1">
@@ -2373,7 +2025,7 @@
       <w:lvlText w:val="%2."/>
       <w:lvlJc w:val="left"/>
       <w:pPr>
-        <w:ind w:left="1440" w:hanging="360"/>
+        <w:ind w:left="1905" w:hanging="360"/>
       </w:pPr>
     </w:lvl>
     <w:lvl w:ilvl="2" w:tplc="0809001B" w:tentative="1">
@@ -2382,7 +2034,7 @@
       <w:lvlText w:val="%3."/>
       <w:lvlJc w:val="right"/>
       <w:pPr>
-        <w:ind w:left="2160" w:hanging="180"/>
+        <w:ind w:left="2625" w:hanging="180"/>
       </w:pPr>
     </w:lvl>
     <w:lvl w:ilvl="3" w:tplc="0809000F" w:tentative="1">
@@ -2391,7 +2043,7 @@
       <w:lvlText w:val="%4."/>
       <w:lvlJc w:val="left"/>
       <w:pPr>
-        <w:ind w:left="2880" w:hanging="360"/>
+        <w:ind w:left="3345" w:hanging="360"/>
       </w:pPr>
     </w:lvl>
     <w:lvl w:ilvl="4" w:tplc="08090019" w:tentative="1">
@@ -2400,7 +2052,7 @@
       <w:lvlText w:val="%5."/>
       <w:lvlJc w:val="left"/>
       <w:pPr>
-        <w:ind w:left="3600" w:hanging="360"/>
+        <w:ind w:left="4065" w:hanging="360"/>
       </w:pPr>
     </w:lvl>
     <w:lvl w:ilvl="5" w:tplc="0809001B" w:tentative="1">
@@ -2409,7 +2061,7 @@
       <w:lvlText w:val="%6."/>
       <w:lvlJc w:val="right"/>
       <w:pPr>
-        <w:ind w:left="4320" w:hanging="180"/>
+        <w:ind w:left="4785" w:hanging="180"/>
       </w:pPr>
     </w:lvl>
     <w:lvl w:ilvl="6" w:tplc="0809000F" w:tentative="1">
@@ -2418,7 +2070,7 @@
       <w:lvlText w:val="%7."/>
       <w:lvlJc w:val="left"/>
       <w:pPr>
-        <w:ind w:left="5040" w:hanging="360"/>
+        <w:ind w:left="5505" w:hanging="360"/>
       </w:pPr>
     </w:lvl>
     <w:lvl w:ilvl="7" w:tplc="08090019" w:tentative="1">
@@ -2427,7 +2079,7 @@
       <w:lvlText w:val="%8."/>
       <w:lvlJc w:val="left"/>
       <w:pPr>
-        <w:ind w:left="5760" w:hanging="360"/>
+        <w:ind w:left="6225" w:hanging="360"/>
       </w:pPr>
     </w:lvl>
     <w:lvl w:ilvl="8" w:tplc="0809001B" w:tentative="1">
@@ -2436,14 +2088,127 @@
       <w:lvlText w:val="%9."/>
       <w:lvlJc w:val="right"/>
       <w:pPr>
-        <w:ind w:left="6480" w:hanging="180"/>
+        <w:ind w:left="6945" w:hanging="180"/>
       </w:pPr>
     </w:lvl>
   </w:abstractNum>
-  <w:abstractNum w:abstractNumId="9" w15:restartNumberingAfterBreak="0">
-    <w:nsid w:val="71690A50"/>
+  <w:abstractNum w:abstractNumId="16" w15:restartNumberingAfterBreak="0">
+    <w:nsid w:val="67D75F8B"/>
     <w:multiLevelType w:val="hybridMultilevel"/>
-    <w:tmpl w:val="C180E7F8"/>
+    <w:tmpl w:val="64B875EC"/>
+    <w:lvl w:ilvl="0" w:tplc="08090001">
+      <w:start w:val="1"/>
+      <w:numFmt w:val="bullet"/>
+      <w:lvlText w:val=""/>
+      <w:lvlJc w:val="left"/>
+      <w:pPr>
+        <w:ind w:left="720" w:hanging="360"/>
+      </w:pPr>
+      <w:rPr>
+        <w:rFonts w:ascii="Symbol" w:hAnsi="Symbol" w:hint="default"/>
+      </w:rPr>
+    </w:lvl>
+    <w:lvl w:ilvl="1" w:tplc="08090003" w:tentative="1">
+      <w:start w:val="1"/>
+      <w:numFmt w:val="bullet"/>
+      <w:lvlText w:val="o"/>
+      <w:lvlJc w:val="left"/>
+      <w:pPr>
+        <w:ind w:left="1440" w:hanging="360"/>
+      </w:pPr>
+      <w:rPr>
+        <w:rFonts w:ascii="Courier New" w:hAnsi="Courier New" w:cs="Courier New" w:hint="default"/>
+      </w:rPr>
+    </w:lvl>
+    <w:lvl w:ilvl="2" w:tplc="08090005" w:tentative="1">
+      <w:start w:val="1"/>
+      <w:numFmt w:val="bullet"/>
+      <w:lvlText w:val=""/>
+      <w:lvlJc w:val="left"/>
+      <w:pPr>
+        <w:ind w:left="2160" w:hanging="360"/>
+      </w:pPr>
+      <w:rPr>
+        <w:rFonts w:ascii="Wingdings" w:hAnsi="Wingdings" w:hint="default"/>
+      </w:rPr>
+    </w:lvl>
+    <w:lvl w:ilvl="3" w:tplc="08090001" w:tentative="1">
+      <w:start w:val="1"/>
+      <w:numFmt w:val="bullet"/>
+      <w:lvlText w:val=""/>
+      <w:lvlJc w:val="left"/>
+      <w:pPr>
+        <w:ind w:left="2880" w:hanging="360"/>
+      </w:pPr>
+      <w:rPr>
+        <w:rFonts w:ascii="Symbol" w:hAnsi="Symbol" w:hint="default"/>
+      </w:rPr>
+    </w:lvl>
+    <w:lvl w:ilvl="4" w:tplc="08090003" w:tentative="1">
+      <w:start w:val="1"/>
+      <w:numFmt w:val="bullet"/>
+      <w:lvlText w:val="o"/>
+      <w:lvlJc w:val="left"/>
+      <w:pPr>
+        <w:ind w:left="3600" w:hanging="360"/>
+      </w:pPr>
+      <w:rPr>
+        <w:rFonts w:ascii="Courier New" w:hAnsi="Courier New" w:cs="Courier New" w:hint="default"/>
+      </w:rPr>
+    </w:lvl>
+    <w:lvl w:ilvl="5" w:tplc="08090005" w:tentative="1">
+      <w:start w:val="1"/>
+      <w:numFmt w:val="bullet"/>
+      <w:lvlText w:val=""/>
+      <w:lvlJc w:val="left"/>
+      <w:pPr>
+        <w:ind w:left="4320" w:hanging="360"/>
+      </w:pPr>
+      <w:rPr>
+        <w:rFonts w:ascii="Wingdings" w:hAnsi="Wingdings" w:hint="default"/>
+      </w:rPr>
+    </w:lvl>
+    <w:lvl w:ilvl="6" w:tplc="08090001" w:tentative="1">
+      <w:start w:val="1"/>
+      <w:numFmt w:val="bullet"/>
+      <w:lvlText w:val=""/>
+      <w:lvlJc w:val="left"/>
+      <w:pPr>
+        <w:ind w:left="5040" w:hanging="360"/>
+      </w:pPr>
+      <w:rPr>
+        <w:rFonts w:ascii="Symbol" w:hAnsi="Symbol" w:hint="default"/>
+      </w:rPr>
+    </w:lvl>
+    <w:lvl w:ilvl="7" w:tplc="08090003" w:tentative="1">
+      <w:start w:val="1"/>
+      <w:numFmt w:val="bullet"/>
+      <w:lvlText w:val="o"/>
+      <w:lvlJc w:val="left"/>
+      <w:pPr>
+        <w:ind w:left="5760" w:hanging="360"/>
+      </w:pPr>
+      <w:rPr>
+        <w:rFonts w:ascii="Courier New" w:hAnsi="Courier New" w:cs="Courier New" w:hint="default"/>
+      </w:rPr>
+    </w:lvl>
+    <w:lvl w:ilvl="8" w:tplc="08090005" w:tentative="1">
+      <w:start w:val="1"/>
+      <w:numFmt w:val="bullet"/>
+      <w:lvlText w:val=""/>
+      <w:lvlJc w:val="left"/>
+      <w:pPr>
+        <w:ind w:left="6480" w:hanging="360"/>
+      </w:pPr>
+      <w:rPr>
+        <w:rFonts w:ascii="Wingdings" w:hAnsi="Wingdings" w:hint="default"/>
+      </w:rPr>
+    </w:lvl>
+  </w:abstractNum>
+  <w:abstractNum w:abstractNumId="17" w15:restartNumberingAfterBreak="0">
+    <w:nsid w:val="6B36427D"/>
+    <w:multiLevelType w:val="hybridMultilevel"/>
+    <w:tmpl w:val="DA64CA86"/>
     <w:lvl w:ilvl="0" w:tplc="FFFFFFFF">
       <w:start w:val="1"/>
       <w:numFmt w:val="decimal"/>
@@ -2453,7 +2218,7 @@
         <w:ind w:left="720" w:hanging="360"/>
       </w:pPr>
     </w:lvl>
-    <w:lvl w:ilvl="1" w:tplc="FFFFFFFF" w:tentative="1">
+    <w:lvl w:ilvl="1" w:tplc="08090019" w:tentative="1">
       <w:start w:val="1"/>
       <w:numFmt w:val="lowerLetter"/>
       <w:lvlText w:val="%2."/>
@@ -2462,7 +2227,7 @@
         <w:ind w:left="1440" w:hanging="360"/>
       </w:pPr>
     </w:lvl>
-    <w:lvl w:ilvl="2" w:tplc="FFFFFFFF" w:tentative="1">
+    <w:lvl w:ilvl="2" w:tplc="0809001B" w:tentative="1">
       <w:start w:val="1"/>
       <w:numFmt w:val="lowerRoman"/>
       <w:lvlText w:val="%3."/>
@@ -2471,7 +2236,7 @@
         <w:ind w:left="2160" w:hanging="180"/>
       </w:pPr>
     </w:lvl>
-    <w:lvl w:ilvl="3" w:tplc="FFFFFFFF" w:tentative="1">
+    <w:lvl w:ilvl="3" w:tplc="0809000F" w:tentative="1">
       <w:start w:val="1"/>
       <w:numFmt w:val="decimal"/>
       <w:lvlText w:val="%4."/>
@@ -2480,7 +2245,7 @@
         <w:ind w:left="2880" w:hanging="360"/>
       </w:pPr>
     </w:lvl>
-    <w:lvl w:ilvl="4" w:tplc="FFFFFFFF" w:tentative="1">
+    <w:lvl w:ilvl="4" w:tplc="08090019" w:tentative="1">
       <w:start w:val="1"/>
       <w:numFmt w:val="lowerLetter"/>
       <w:lvlText w:val="%5."/>
@@ -2489,7 +2254,7 @@
         <w:ind w:left="3600" w:hanging="360"/>
       </w:pPr>
     </w:lvl>
-    <w:lvl w:ilvl="5" w:tplc="FFFFFFFF" w:tentative="1">
+    <w:lvl w:ilvl="5" w:tplc="0809001B" w:tentative="1">
       <w:start w:val="1"/>
       <w:numFmt w:val="lowerRoman"/>
       <w:lvlText w:val="%6."/>
@@ -2498,7 +2263,7 @@
         <w:ind w:left="4320" w:hanging="180"/>
       </w:pPr>
     </w:lvl>
-    <w:lvl w:ilvl="6" w:tplc="FFFFFFFF" w:tentative="1">
+    <w:lvl w:ilvl="6" w:tplc="0809000F" w:tentative="1">
       <w:start w:val="1"/>
       <w:numFmt w:val="decimal"/>
       <w:lvlText w:val="%7."/>
@@ -2507,7 +2272,7 @@
         <w:ind w:left="5040" w:hanging="360"/>
       </w:pPr>
     </w:lvl>
-    <w:lvl w:ilvl="7" w:tplc="FFFFFFFF" w:tentative="1">
+    <w:lvl w:ilvl="7" w:tplc="08090019" w:tentative="1">
       <w:start w:val="1"/>
       <w:numFmt w:val="lowerLetter"/>
       <w:lvlText w:val="%8."/>
@@ -2516,7 +2281,7 @@
         <w:ind w:left="5760" w:hanging="360"/>
       </w:pPr>
     </w:lvl>
-    <w:lvl w:ilvl="8" w:tplc="FFFFFFFF" w:tentative="1">
+    <w:lvl w:ilvl="8" w:tplc="0809001B" w:tentative="1">
       <w:start w:val="1"/>
       <w:numFmt w:val="lowerRoman"/>
       <w:lvlText w:val="%9."/>
@@ -2526,109 +2291,447 @@
       </w:pPr>
     </w:lvl>
   </w:abstractNum>
-  <w:num w:numId="1" w16cid:durableId="697898980">
-    <w:abstractNumId w:val="5"/>
+  <w:abstractNum w:abstractNumId="18" w15:restartNumberingAfterBreak="0">
+    <w:nsid w:val="72521617"/>
+    <w:multiLevelType w:val="hybridMultilevel"/>
+    <w:tmpl w:val="605E9514"/>
+    <w:lvl w:ilvl="0" w:tplc="1584A8DC">
+      <w:start w:val="1"/>
+      <w:numFmt w:val="decimal"/>
+      <w:lvlText w:val="%1"/>
+      <w:lvlJc w:val="left"/>
+      <w:pPr>
+        <w:ind w:left="1800" w:hanging="1440"/>
+      </w:pPr>
+      <w:rPr>
+        <w:rFonts w:hint="default"/>
+      </w:rPr>
+    </w:lvl>
+    <w:lvl w:ilvl="1" w:tplc="08090019" w:tentative="1">
+      <w:start w:val="1"/>
+      <w:numFmt w:val="lowerLetter"/>
+      <w:lvlText w:val="%2."/>
+      <w:lvlJc w:val="left"/>
+      <w:pPr>
+        <w:ind w:left="1440" w:hanging="360"/>
+      </w:pPr>
+    </w:lvl>
+    <w:lvl w:ilvl="2" w:tplc="0809001B" w:tentative="1">
+      <w:start w:val="1"/>
+      <w:numFmt w:val="lowerRoman"/>
+      <w:lvlText w:val="%3."/>
+      <w:lvlJc w:val="right"/>
+      <w:pPr>
+        <w:ind w:left="2160" w:hanging="180"/>
+      </w:pPr>
+    </w:lvl>
+    <w:lvl w:ilvl="3" w:tplc="0809000F" w:tentative="1">
+      <w:start w:val="1"/>
+      <w:numFmt w:val="decimal"/>
+      <w:lvlText w:val="%4."/>
+      <w:lvlJc w:val="left"/>
+      <w:pPr>
+        <w:ind w:left="2880" w:hanging="360"/>
+      </w:pPr>
+    </w:lvl>
+    <w:lvl w:ilvl="4" w:tplc="08090019" w:tentative="1">
+      <w:start w:val="1"/>
+      <w:numFmt w:val="lowerLetter"/>
+      <w:lvlText w:val="%5."/>
+      <w:lvlJc w:val="left"/>
+      <w:pPr>
+        <w:ind w:left="3600" w:hanging="360"/>
+      </w:pPr>
+    </w:lvl>
+    <w:lvl w:ilvl="5" w:tplc="0809001B" w:tentative="1">
+      <w:start w:val="1"/>
+      <w:numFmt w:val="lowerRoman"/>
+      <w:lvlText w:val="%6."/>
+      <w:lvlJc w:val="right"/>
+      <w:pPr>
+        <w:ind w:left="4320" w:hanging="180"/>
+      </w:pPr>
+    </w:lvl>
+    <w:lvl w:ilvl="6" w:tplc="0809000F" w:tentative="1">
+      <w:start w:val="1"/>
+      <w:numFmt w:val="decimal"/>
+      <w:lvlText w:val="%7."/>
+      <w:lvlJc w:val="left"/>
+      <w:pPr>
+        <w:ind w:left="5040" w:hanging="360"/>
+      </w:pPr>
+    </w:lvl>
+    <w:lvl w:ilvl="7" w:tplc="08090019" w:tentative="1">
+      <w:start w:val="1"/>
+      <w:numFmt w:val="lowerLetter"/>
+      <w:lvlText w:val="%8."/>
+      <w:lvlJc w:val="left"/>
+      <w:pPr>
+        <w:ind w:left="5760" w:hanging="360"/>
+      </w:pPr>
+    </w:lvl>
+    <w:lvl w:ilvl="8" w:tplc="0809001B" w:tentative="1">
+      <w:start w:val="1"/>
+      <w:numFmt w:val="lowerRoman"/>
+      <w:lvlText w:val="%9."/>
+      <w:lvlJc w:val="right"/>
+      <w:pPr>
+        <w:ind w:left="6480" w:hanging="180"/>
+      </w:pPr>
+    </w:lvl>
+  </w:abstractNum>
+  <w:abstractNum w:abstractNumId="19" w15:restartNumberingAfterBreak="0">
+    <w:nsid w:val="738E608C"/>
+    <w:multiLevelType w:val="hybridMultilevel"/>
+    <w:tmpl w:val="6136BD0E"/>
+    <w:lvl w:ilvl="0" w:tplc="0809000F">
+      <w:start w:val="1"/>
+      <w:numFmt w:val="decimal"/>
+      <w:lvlText w:val="%1."/>
+      <w:lvlJc w:val="left"/>
+      <w:pPr>
+        <w:ind w:left="720" w:hanging="360"/>
+      </w:pPr>
+    </w:lvl>
+    <w:lvl w:ilvl="1" w:tplc="08090019">
+      <w:start w:val="1"/>
+      <w:numFmt w:val="lowerLetter"/>
+      <w:lvlText w:val="%2."/>
+      <w:lvlJc w:val="left"/>
+      <w:pPr>
+        <w:ind w:left="1440" w:hanging="360"/>
+      </w:pPr>
+    </w:lvl>
+    <w:lvl w:ilvl="2" w:tplc="0809001B" w:tentative="1">
+      <w:start w:val="1"/>
+      <w:numFmt w:val="lowerRoman"/>
+      <w:lvlText w:val="%3."/>
+      <w:lvlJc w:val="right"/>
+      <w:pPr>
+        <w:ind w:left="2160" w:hanging="180"/>
+      </w:pPr>
+    </w:lvl>
+    <w:lvl w:ilvl="3" w:tplc="0809000F" w:tentative="1">
+      <w:start w:val="1"/>
+      <w:numFmt w:val="decimal"/>
+      <w:lvlText w:val="%4."/>
+      <w:lvlJc w:val="left"/>
+      <w:pPr>
+        <w:ind w:left="2880" w:hanging="360"/>
+      </w:pPr>
+    </w:lvl>
+    <w:lvl w:ilvl="4" w:tplc="08090019" w:tentative="1">
+      <w:start w:val="1"/>
+      <w:numFmt w:val="lowerLetter"/>
+      <w:lvlText w:val="%5."/>
+      <w:lvlJc w:val="left"/>
+      <w:pPr>
+        <w:ind w:left="3600" w:hanging="360"/>
+      </w:pPr>
+    </w:lvl>
+    <w:lvl w:ilvl="5" w:tplc="0809001B" w:tentative="1">
+      <w:start w:val="1"/>
+      <w:numFmt w:val="lowerRoman"/>
+      <w:lvlText w:val="%6."/>
+      <w:lvlJc w:val="right"/>
+      <w:pPr>
+        <w:ind w:left="4320" w:hanging="180"/>
+      </w:pPr>
+    </w:lvl>
+    <w:lvl w:ilvl="6" w:tplc="0809000F" w:tentative="1">
+      <w:start w:val="1"/>
+      <w:numFmt w:val="decimal"/>
+      <w:lvlText w:val="%7."/>
+      <w:lvlJc w:val="left"/>
+      <w:pPr>
+        <w:ind w:left="5040" w:hanging="360"/>
+      </w:pPr>
+    </w:lvl>
+    <w:lvl w:ilvl="7" w:tplc="08090019" w:tentative="1">
+      <w:start w:val="1"/>
+      <w:numFmt w:val="lowerLetter"/>
+      <w:lvlText w:val="%8."/>
+      <w:lvlJc w:val="left"/>
+      <w:pPr>
+        <w:ind w:left="5760" w:hanging="360"/>
+      </w:pPr>
+    </w:lvl>
+    <w:lvl w:ilvl="8" w:tplc="0809001B" w:tentative="1">
+      <w:start w:val="1"/>
+      <w:numFmt w:val="lowerRoman"/>
+      <w:lvlText w:val="%9."/>
+      <w:lvlJc w:val="right"/>
+      <w:pPr>
+        <w:ind w:left="6480" w:hanging="180"/>
+      </w:pPr>
+    </w:lvl>
+  </w:abstractNum>
+  <w:abstractNum w:abstractNumId="20" w15:restartNumberingAfterBreak="0">
+    <w:nsid w:val="7C837253"/>
+    <w:multiLevelType w:val="hybridMultilevel"/>
+    <w:tmpl w:val="0C70632A"/>
+    <w:lvl w:ilvl="0" w:tplc="2F0AFC86">
+      <w:start w:val="1"/>
+      <w:numFmt w:val="decimal"/>
+      <w:lvlText w:val="%1."/>
+      <w:lvlJc w:val="left"/>
+      <w:pPr>
+        <w:ind w:left="825" w:hanging="360"/>
+      </w:pPr>
+      <w:rPr>
+        <w:rFonts w:hint="default"/>
+      </w:rPr>
+    </w:lvl>
+    <w:lvl w:ilvl="1" w:tplc="FFFFFFFF" w:tentative="1">
+      <w:start w:val="1"/>
+      <w:numFmt w:val="bullet"/>
+      <w:lvlText w:val="o"/>
+      <w:lvlJc w:val="left"/>
+      <w:pPr>
+        <w:ind w:left="1545" w:hanging="360"/>
+      </w:pPr>
+      <w:rPr>
+        <w:rFonts w:ascii="Courier New" w:hAnsi="Courier New" w:cs="Courier New" w:hint="default"/>
+      </w:rPr>
+    </w:lvl>
+    <w:lvl w:ilvl="2" w:tplc="FFFFFFFF" w:tentative="1">
+      <w:start w:val="1"/>
+      <w:numFmt w:val="bullet"/>
+      <w:lvlText w:val=""/>
+      <w:lvlJc w:val="left"/>
+      <w:pPr>
+        <w:ind w:left="2265" w:hanging="360"/>
+      </w:pPr>
+      <w:rPr>
+        <w:rFonts w:ascii="Wingdings" w:hAnsi="Wingdings" w:hint="default"/>
+      </w:rPr>
+    </w:lvl>
+    <w:lvl w:ilvl="3" w:tplc="FFFFFFFF" w:tentative="1">
+      <w:start w:val="1"/>
+      <w:numFmt w:val="bullet"/>
+      <w:lvlText w:val=""/>
+      <w:lvlJc w:val="left"/>
+      <w:pPr>
+        <w:ind w:left="2985" w:hanging="360"/>
+      </w:pPr>
+      <w:rPr>
+        <w:rFonts w:ascii="Symbol" w:hAnsi="Symbol" w:hint="default"/>
+      </w:rPr>
+    </w:lvl>
+    <w:lvl w:ilvl="4" w:tplc="FFFFFFFF" w:tentative="1">
+      <w:start w:val="1"/>
+      <w:numFmt w:val="bullet"/>
+      <w:lvlText w:val="o"/>
+      <w:lvlJc w:val="left"/>
+      <w:pPr>
+        <w:ind w:left="3705" w:hanging="360"/>
+      </w:pPr>
+      <w:rPr>
+        <w:rFonts w:ascii="Courier New" w:hAnsi="Courier New" w:cs="Courier New" w:hint="default"/>
+      </w:rPr>
+    </w:lvl>
+    <w:lvl w:ilvl="5" w:tplc="FFFFFFFF" w:tentative="1">
+      <w:start w:val="1"/>
+      <w:numFmt w:val="bullet"/>
+      <w:lvlText w:val=""/>
+      <w:lvlJc w:val="left"/>
+      <w:pPr>
+        <w:ind w:left="4425" w:hanging="360"/>
+      </w:pPr>
+      <w:rPr>
+        <w:rFonts w:ascii="Wingdings" w:hAnsi="Wingdings" w:hint="default"/>
+      </w:rPr>
+    </w:lvl>
+    <w:lvl w:ilvl="6" w:tplc="FFFFFFFF" w:tentative="1">
+      <w:start w:val="1"/>
+      <w:numFmt w:val="bullet"/>
+      <w:lvlText w:val=""/>
+      <w:lvlJc w:val="left"/>
+      <w:pPr>
+        <w:ind w:left="5145" w:hanging="360"/>
+      </w:pPr>
+      <w:rPr>
+        <w:rFonts w:ascii="Symbol" w:hAnsi="Symbol" w:hint="default"/>
+      </w:rPr>
+    </w:lvl>
+    <w:lvl w:ilvl="7" w:tplc="FFFFFFFF" w:tentative="1">
+      <w:start w:val="1"/>
+      <w:numFmt w:val="bullet"/>
+      <w:lvlText w:val="o"/>
+      <w:lvlJc w:val="left"/>
+      <w:pPr>
+        <w:ind w:left="5865" w:hanging="360"/>
+      </w:pPr>
+      <w:rPr>
+        <w:rFonts w:ascii="Courier New" w:hAnsi="Courier New" w:cs="Courier New" w:hint="default"/>
+      </w:rPr>
+    </w:lvl>
+    <w:lvl w:ilvl="8" w:tplc="FFFFFFFF" w:tentative="1">
+      <w:start w:val="1"/>
+      <w:numFmt w:val="bullet"/>
+      <w:lvlText w:val=""/>
+      <w:lvlJc w:val="left"/>
+      <w:pPr>
+        <w:ind w:left="6585" w:hanging="360"/>
+      </w:pPr>
+      <w:rPr>
+        <w:rFonts w:ascii="Wingdings" w:hAnsi="Wingdings" w:hint="default"/>
+      </w:rPr>
+    </w:lvl>
+  </w:abstractNum>
+  <w:num w:numId="1" w16cid:durableId="1113672874">
+    <w:abstractNumId w:val="16"/>
   </w:num>
-  <w:num w:numId="2" w16cid:durableId="1205171970">
-    <w:abstractNumId w:val="6"/>
+  <w:num w:numId="2" w16cid:durableId="1349870685">
+    <w:abstractNumId w:val="1"/>
   </w:num>
-  <w:num w:numId="3" w16cid:durableId="1887140642">
-    <w:abstractNumId w:val="2"/>
+  <w:num w:numId="3" w16cid:durableId="11879719">
+    <w:abstractNumId w:val="3"/>
   </w:num>
-  <w:num w:numId="4" w16cid:durableId="777874118">
-    <w:abstractNumId w:val="8"/>
+  <w:num w:numId="4" w16cid:durableId="1679849733">
+    <w:abstractNumId w:val="0"/>
+  </w:num>
+  <w:num w:numId="5" w16cid:durableId="1205674955">
+    <w:abstractNumId w:val="15"/>
+  </w:num>
+  <w:num w:numId="6" w16cid:durableId="903878661">
+    <w:abstractNumId w:val="15"/>
     <w:lvlOverride w:ilvl="0">
       <w:startOverride w:val="1"/>
     </w:lvlOverride>
   </w:num>
-  <w:num w:numId="5" w16cid:durableId="1576433978">
-    <w:abstractNumId w:val="8"/>
+  <w:num w:numId="7" w16cid:durableId="1576092503">
+    <w:abstractNumId w:val="15"/>
     <w:lvlOverride w:ilvl="0">
       <w:startOverride w:val="1"/>
     </w:lvlOverride>
   </w:num>
-  <w:num w:numId="6" w16cid:durableId="1272280314">
-    <w:abstractNumId w:val="8"/>
+  <w:num w:numId="8" w16cid:durableId="397170292">
+    <w:abstractNumId w:val="15"/>
     <w:lvlOverride w:ilvl="0">
       <w:startOverride w:val="1"/>
     </w:lvlOverride>
   </w:num>
-  <w:num w:numId="7" w16cid:durableId="303387530">
-    <w:abstractNumId w:val="8"/>
+  <w:num w:numId="9" w16cid:durableId="971907763">
+    <w:abstractNumId w:val="15"/>
     <w:lvlOverride w:ilvl="0">
       <w:startOverride w:val="1"/>
     </w:lvlOverride>
   </w:num>
-  <w:num w:numId="8" w16cid:durableId="971254738">
-    <w:abstractNumId w:val="8"/>
+  <w:num w:numId="10" w16cid:durableId="869562443">
+    <w:abstractNumId w:val="15"/>
     <w:lvlOverride w:ilvl="0">
       <w:startOverride w:val="1"/>
     </w:lvlOverride>
   </w:num>
-  <w:num w:numId="9" w16cid:durableId="399451382">
-    <w:abstractNumId w:val="8"/>
+  <w:num w:numId="11" w16cid:durableId="1267157887">
+    <w:abstractNumId w:val="15"/>
     <w:lvlOverride w:ilvl="0">
       <w:startOverride w:val="1"/>
     </w:lvlOverride>
   </w:num>
-  <w:num w:numId="10" w16cid:durableId="1483422504">
+  <w:num w:numId="12" w16cid:durableId="1609845886">
+    <w:abstractNumId w:val="11"/>
+  </w:num>
+  <w:num w:numId="13" w16cid:durableId="1930653022">
+    <w:abstractNumId w:val="19"/>
+  </w:num>
+  <w:num w:numId="14" w16cid:durableId="1561549167">
+    <w:abstractNumId w:val="13"/>
+  </w:num>
+  <w:num w:numId="15" w16cid:durableId="1435591675">
+    <w:abstractNumId w:val="5"/>
+  </w:num>
+  <w:num w:numId="16" w16cid:durableId="423766047">
+    <w:abstractNumId w:val="17"/>
+  </w:num>
+  <w:num w:numId="17" w16cid:durableId="2093039376">
     <w:abstractNumId w:val="8"/>
+  </w:num>
+  <w:num w:numId="18" w16cid:durableId="22098859">
+    <w:abstractNumId w:val="18"/>
+  </w:num>
+  <w:num w:numId="19" w16cid:durableId="2074770989">
+    <w:abstractNumId w:val="9"/>
+  </w:num>
+  <w:num w:numId="20" w16cid:durableId="697898980">
+    <w:abstractNumId w:val="10"/>
+  </w:num>
+  <w:num w:numId="21" w16cid:durableId="1205171970">
+    <w:abstractNumId w:val="12"/>
+  </w:num>
+  <w:num w:numId="22" w16cid:durableId="358045578">
+    <w:abstractNumId w:val="15"/>
     <w:lvlOverride w:ilvl="0">
       <w:startOverride w:val="1"/>
     </w:lvlOverride>
   </w:num>
-  <w:num w:numId="11" w16cid:durableId="589194706">
-    <w:abstractNumId w:val="8"/>
+  <w:num w:numId="23" w16cid:durableId="827864867">
+    <w:abstractNumId w:val="20"/>
+  </w:num>
+  <w:num w:numId="24" w16cid:durableId="651640748">
+    <w:abstractNumId w:val="15"/>
     <w:lvlOverride w:ilvl="0">
       <w:startOverride w:val="1"/>
     </w:lvlOverride>
   </w:num>
-  <w:num w:numId="12" w16cid:durableId="1860509229">
-    <w:abstractNumId w:val="8"/>
+  <w:num w:numId="25" w16cid:durableId="1848908869">
+    <w:abstractNumId w:val="20"/>
     <w:lvlOverride w:ilvl="0">
       <w:startOverride w:val="1"/>
     </w:lvlOverride>
   </w:num>
-  <w:num w:numId="13" w16cid:durableId="2012020996">
-    <w:abstractNumId w:val="8"/>
-  </w:num>
-  <w:num w:numId="14" w16cid:durableId="524517018">
-    <w:abstractNumId w:val="8"/>
+  <w:num w:numId="26" w16cid:durableId="1013075431">
+    <w:abstractNumId w:val="15"/>
     <w:lvlOverride w:ilvl="0">
       <w:startOverride w:val="1"/>
     </w:lvlOverride>
   </w:num>
-  <w:num w:numId="15" w16cid:durableId="91517163">
-    <w:abstractNumId w:val="8"/>
+  <w:num w:numId="27" w16cid:durableId="1283269869">
+    <w:abstractNumId w:val="15"/>
     <w:lvlOverride w:ilvl="0">
       <w:startOverride w:val="1"/>
     </w:lvlOverride>
   </w:num>
-  <w:num w:numId="16" w16cid:durableId="1140920344">
-    <w:abstractNumId w:val="8"/>
+  <w:num w:numId="28" w16cid:durableId="1916016269">
+    <w:abstractNumId w:val="14"/>
+  </w:num>
+  <w:num w:numId="29" w16cid:durableId="1716006437">
+    <w:abstractNumId w:val="4"/>
+  </w:num>
+  <w:num w:numId="30" w16cid:durableId="811755405">
+    <w:abstractNumId w:val="15"/>
     <w:lvlOverride w:ilvl="0">
       <w:startOverride w:val="1"/>
     </w:lvlOverride>
   </w:num>
-  <w:num w:numId="17" w16cid:durableId="773134851">
-    <w:abstractNumId w:val="1"/>
+  <w:num w:numId="31" w16cid:durableId="1095203773">
+    <w:abstractNumId w:val="15"/>
+    <w:lvlOverride w:ilvl="0">
+      <w:startOverride w:val="1"/>
+    </w:lvlOverride>
   </w:num>
-  <w:num w:numId="18" w16cid:durableId="1229609156">
-    <w:abstractNumId w:val="0"/>
+  <w:num w:numId="32" w16cid:durableId="967779907">
+    <w:abstractNumId w:val="15"/>
+    <w:lvlOverride w:ilvl="0">
+      <w:startOverride w:val="1"/>
+    </w:lvlOverride>
   </w:num>
-  <w:num w:numId="19" w16cid:durableId="1170486823">
+  <w:num w:numId="33" w16cid:durableId="1070734227">
     <w:abstractNumId w:val="7"/>
   </w:num>
-  <w:num w:numId="20" w16cid:durableId="1216158072">
-    <w:abstractNumId w:val="9"/>
+  <w:num w:numId="34" w16cid:durableId="1217206841">
+    <w:abstractNumId w:val="15"/>
+    <w:lvlOverride w:ilvl="0">
+      <w:startOverride w:val="1"/>
+    </w:lvlOverride>
   </w:num>
-  <w:num w:numId="21" w16cid:durableId="1476604239">
-    <w:abstractNumId w:val="4"/>
+  <w:num w:numId="35" w16cid:durableId="1887140642">
+    <w:abstractNumId w:val="2"/>
   </w:num>
-  <w:num w:numId="22" w16cid:durableId="786462895">
-    <w:abstractNumId w:val="3"/>
+  <w:num w:numId="36" w16cid:durableId="1496528767">
+    <w:abstractNumId w:val="6"/>
   </w:num>
-  <w:numIdMacAtCleanup w:val="15"/>
 </w:numbering>
 </file>
 
@@ -2656,7 +2759,7 @@
     <w:lsdException w:name="heading 1" w:uiPriority="9" w:qFormat="1"/>
     <w:lsdException w:name="heading 2" w:semiHidden="1" w:uiPriority="9" w:unhideWhenUsed="1" w:qFormat="1"/>
     <w:lsdException w:name="heading 3" w:semiHidden="1" w:uiPriority="9" w:unhideWhenUsed="1" w:qFormat="1"/>
-    <w:lsdException w:name="heading 4" w:semiHidden="1" w:uiPriority="9" w:unhideWhenUsed="1"/>
+    <w:lsdException w:name="heading 4" w:semiHidden="1" w:uiPriority="9" w:unhideWhenUsed="1" w:qFormat="1"/>
     <w:lsdException w:name="heading 5" w:semiHidden="1" w:uiPriority="9" w:unhideWhenUsed="1" w:qFormat="1"/>
     <w:lsdException w:name="heading 6" w:semiHidden="1" w:uiPriority="9" w:unhideWhenUsed="1" w:qFormat="1"/>
     <w:lsdException w:name="heading 7" w:semiHidden="1" w:uiPriority="9" w:unhideWhenUsed="1" w:qFormat="1"/>
@@ -2684,7 +2787,7 @@
     <w:lsdException w:name="footnote text" w:semiHidden="1" w:unhideWhenUsed="1"/>
     <w:lsdException w:name="annotation text" w:semiHidden="1" w:unhideWhenUsed="1"/>
     <w:lsdException w:name="header" w:semiHidden="1" w:unhideWhenUsed="1"/>
-    <w:lsdException w:name="footer" w:semiHidden="1" w:uiPriority="0" w:unhideWhenUsed="1"/>
+    <w:lsdException w:name="footer" w:semiHidden="1" w:unhideWhenUsed="1"/>
     <w:lsdException w:name="index heading" w:semiHidden="1" w:unhideWhenUsed="1"/>
     <w:lsdException w:name="caption" w:semiHidden="1" w:uiPriority="35" w:unhideWhenUsed="1" w:qFormat="1"/>
     <w:lsdException w:name="table of figures" w:semiHidden="1" w:unhideWhenUsed="1"/>
@@ -2714,7 +2817,7 @@
     <w:lsdException w:name="List Number 3" w:semiHidden="1" w:unhideWhenUsed="1"/>
     <w:lsdException w:name="List Number 4" w:semiHidden="1" w:unhideWhenUsed="1"/>
     <w:lsdException w:name="List Number 5" w:semiHidden="1" w:unhideWhenUsed="1"/>
-    <w:lsdException w:name="Title" w:uiPriority="10"/>
+    <w:lsdException w:name="Title" w:uiPriority="10" w:qFormat="1"/>
     <w:lsdException w:name="Closing" w:semiHidden="1" w:unhideWhenUsed="1"/>
     <w:lsdException w:name="Signature" w:semiHidden="1" w:unhideWhenUsed="1"/>
     <w:lsdException w:name="Default Paragraph Font" w:semiHidden="1" w:uiPriority="1" w:unhideWhenUsed="1"/>
@@ -2739,8 +2842,8 @@
     <w:lsdException w:name="Block Text" w:semiHidden="1" w:unhideWhenUsed="1"/>
     <w:lsdException w:name="Hyperlink" w:semiHidden="1" w:unhideWhenUsed="1"/>
     <w:lsdException w:name="FollowedHyperlink" w:semiHidden="1" w:unhideWhenUsed="1"/>
-    <w:lsdException w:name="Strong" w:uiPriority="22"/>
-    <w:lsdException w:name="Emphasis" w:uiPriority="20"/>
+    <w:lsdException w:name="Strong" w:uiPriority="22" w:qFormat="1"/>
+    <w:lsdException w:name="Emphasis" w:uiPriority="20" w:qFormat="1"/>
     <w:lsdException w:name="Document Map" w:semiHidden="1" w:unhideWhenUsed="1"/>
     <w:lsdException w:name="Plain Text" w:semiHidden="1" w:unhideWhenUsed="1"/>
     <w:lsdException w:name="E-mail Signature" w:semiHidden="1" w:unhideWhenUsed="1"/>
@@ -2832,8 +2935,8 @@
     <w:lsdException w:name="Medium List 1 Accent 1" w:uiPriority="65"/>
     <w:lsdException w:name="Revision" w:semiHidden="1"/>
     <w:lsdException w:name="List Paragraph" w:uiPriority="34" w:qFormat="1"/>
-    <w:lsdException w:name="Quote" w:uiPriority="29"/>
-    <w:lsdException w:name="Intense Quote" w:uiPriority="30"/>
+    <w:lsdException w:name="Quote" w:uiPriority="29" w:qFormat="1"/>
+    <w:lsdException w:name="Intense Quote" w:uiPriority="30" w:qFormat="1"/>
     <w:lsdException w:name="Medium List 2 Accent 1" w:uiPriority="66"/>
     <w:lsdException w:name="Medium Grid 1 Accent 1" w:uiPriority="67"/>
     <w:lsdException w:name="Medium Grid 2 Accent 1" w:uiPriority="68"/>
@@ -2912,10 +3015,10 @@
     <w:lsdException w:name="Colorful Shading Accent 6" w:uiPriority="71"/>
     <w:lsdException w:name="Colorful List Accent 6" w:uiPriority="72"/>
     <w:lsdException w:name="Colorful Grid Accent 6" w:uiPriority="73"/>
-    <w:lsdException w:name="Subtle Emphasis" w:uiPriority="19"/>
-    <w:lsdException w:name="Intense Emphasis" w:uiPriority="21"/>
-    <w:lsdException w:name="Subtle Reference" w:uiPriority="31"/>
-    <w:lsdException w:name="Intense Reference" w:uiPriority="32"/>
+    <w:lsdException w:name="Subtle Emphasis" w:uiPriority="19" w:qFormat="1"/>
+    <w:lsdException w:name="Intense Emphasis" w:uiPriority="21" w:qFormat="1"/>
+    <w:lsdException w:name="Subtle Reference" w:uiPriority="31" w:qFormat="1"/>
+    <w:lsdException w:name="Intense Reference" w:uiPriority="32" w:qFormat="1"/>
     <w:lsdException w:name="Book Title" w:uiPriority="33" w:qFormat="1"/>
     <w:lsdException w:name="Bibliography" w:semiHidden="1" w:uiPriority="37" w:unhideWhenUsed="1"/>
     <w:lsdException w:name="TOC Heading" w:semiHidden="1" w:uiPriority="39" w:unhideWhenUsed="1" w:qFormat="1"/>
@@ -3032,15 +3135,6 @@
   <w:style w:type="paragraph" w:default="1" w:styleId="Normal">
     <w:name w:val="Normal"/>
     <w:qFormat/>
-    <w:rsid w:val="00327C47"/>
-    <w:pPr>
-      <w:widowControl w:val="0"/>
-      <w:spacing w:after="0" w:line="240" w:lineRule="auto"/>
-    </w:pPr>
-    <w:rPr>
-      <w:rFonts w:ascii="Arial" w:hAnsi="Arial" w:cs="Arial"/>
-      <w14:ligatures w14:val="none"/>
-    </w:rPr>
   </w:style>
   <w:style w:type="paragraph" w:styleId="Heading1">
     <w:name w:val="heading 1"/>
@@ -3049,7 +3143,7 @@
     <w:link w:val="Heading1Char"/>
     <w:uiPriority w:val="9"/>
     <w:qFormat/>
-    <w:rsid w:val="00EE73EF"/>
+    <w:rsid w:val="00142591"/>
     <w:pPr>
       <w:keepNext/>
       <w:keepLines/>
@@ -3057,11 +3151,10 @@
       <w:outlineLvl w:val="0"/>
     </w:pPr>
     <w:rPr>
-      <w:rFonts w:eastAsiaTheme="majorEastAsia"/>
-      <w:b/>
-      <w:bCs/>
-      <w:sz w:val="28"/>
-      <w:szCs w:val="28"/>
+      <w:rFonts w:asciiTheme="majorHAnsi" w:eastAsiaTheme="majorEastAsia" w:hAnsiTheme="majorHAnsi" w:cstheme="majorBidi"/>
+      <w:color w:val="0F4761" w:themeColor="accent1" w:themeShade="BF"/>
+      <w:sz w:val="40"/>
+      <w:szCs w:val="40"/>
     </w:rPr>
   </w:style>
   <w:style w:type="paragraph" w:styleId="Heading2">
@@ -3072,7 +3165,7 @@
     <w:uiPriority w:val="9"/>
     <w:unhideWhenUsed/>
     <w:qFormat/>
-    <w:rsid w:val="00327C47"/>
+    <w:rsid w:val="009521BE"/>
     <w:pPr>
       <w:keepNext/>
       <w:keepLines/>
@@ -3080,10 +3173,10 @@
       <w:outlineLvl w:val="1"/>
     </w:pPr>
     <w:rPr>
-      <w:rFonts w:eastAsiaTheme="majorEastAsia"/>
-      <w:b/>
-      <w:bCs/>
+      <w:rFonts w:asciiTheme="majorHAnsi" w:eastAsiaTheme="majorEastAsia" w:hAnsiTheme="majorHAnsi" w:cstheme="majorBidi"/>
       <w:color w:val="000000" w:themeColor="text1"/>
+      <w:sz w:val="32"/>
+      <w:szCs w:val="32"/>
     </w:rPr>
   </w:style>
   <w:style w:type="paragraph" w:styleId="Heading3">
@@ -3116,6 +3209,7 @@
     <w:uiPriority w:val="9"/>
     <w:semiHidden/>
     <w:unhideWhenUsed/>
+    <w:qFormat/>
     <w:rsid w:val="00142591"/>
     <w:pPr>
       <w:keepNext/>
@@ -3164,7 +3258,7 @@
     <w:pPr>
       <w:keepNext/>
       <w:keepLines/>
-      <w:spacing w:before="40"/>
+      <w:spacing w:before="40" w:after="0"/>
       <w:outlineLvl w:val="5"/>
     </w:pPr>
     <w:rPr>
@@ -3187,7 +3281,7 @@
     <w:pPr>
       <w:keepNext/>
       <w:keepLines/>
-      <w:spacing w:before="40"/>
+      <w:spacing w:before="40" w:after="0"/>
       <w:outlineLvl w:val="6"/>
     </w:pPr>
     <w:rPr>
@@ -3208,6 +3302,7 @@
     <w:pPr>
       <w:keepNext/>
       <w:keepLines/>
+      <w:spacing w:after="0"/>
       <w:outlineLvl w:val="7"/>
     </w:pPr>
     <w:rPr>
@@ -3230,6 +3325,7 @@
     <w:pPr>
       <w:keepNext/>
       <w:keepLines/>
+      <w:spacing w:after="0"/>
       <w:outlineLvl w:val="8"/>
     </w:pPr>
     <w:rPr>
@@ -3269,14 +3365,12 @@
     <w:basedOn w:val="DefaultParagraphFont"/>
     <w:link w:val="Heading1"/>
     <w:uiPriority w:val="9"/>
-    <w:rsid w:val="00EE73EF"/>
+    <w:rsid w:val="00142591"/>
     <w:rPr>
-      <w:rFonts w:ascii="Arial" w:eastAsiaTheme="majorEastAsia" w:hAnsi="Arial" w:cs="Arial"/>
-      <w:b/>
-      <w:bCs/>
-      <w:sz w:val="28"/>
-      <w:szCs w:val="28"/>
-      <w14:ligatures w14:val="none"/>
+      <w:rFonts w:asciiTheme="majorHAnsi" w:eastAsiaTheme="majorEastAsia" w:hAnsiTheme="majorHAnsi" w:cstheme="majorBidi"/>
+      <w:color w:val="0F4761" w:themeColor="accent1" w:themeShade="BF"/>
+      <w:sz w:val="40"/>
+      <w:szCs w:val="40"/>
     </w:rPr>
   </w:style>
   <w:style w:type="character" w:customStyle="1" w:styleId="Heading2Char">
@@ -3284,13 +3378,12 @@
     <w:basedOn w:val="DefaultParagraphFont"/>
     <w:link w:val="Heading2"/>
     <w:uiPriority w:val="9"/>
-    <w:rsid w:val="00327C47"/>
+    <w:rsid w:val="009521BE"/>
     <w:rPr>
-      <w:rFonts w:ascii="Arial" w:eastAsiaTheme="majorEastAsia" w:hAnsi="Arial" w:cs="Arial"/>
-      <w:b/>
-      <w:bCs/>
+      <w:rFonts w:asciiTheme="majorHAnsi" w:eastAsiaTheme="majorEastAsia" w:hAnsiTheme="majorHAnsi" w:cstheme="majorBidi"/>
       <w:color w:val="000000" w:themeColor="text1"/>
-      <w14:ligatures w14:val="none"/>
+      <w:sz w:val="32"/>
+      <w:szCs w:val="32"/>
     </w:rPr>
   </w:style>
   <w:style w:type="character" w:customStyle="1" w:styleId="Heading3Char">
@@ -3386,41 +3479,36 @@
   </w:style>
   <w:style w:type="paragraph" w:styleId="Title">
     <w:name w:val="Title"/>
-    <w:aliases w:val="Worksheet title"/>
     <w:basedOn w:val="Normal"/>
     <w:next w:val="Normal"/>
     <w:link w:val="TitleChar"/>
     <w:uiPriority w:val="10"/>
-    <w:rsid w:val="00486C33"/>
+    <w:qFormat/>
+    <w:rsid w:val="00142591"/>
     <w:pPr>
+      <w:spacing w:after="80" w:line="240" w:lineRule="auto"/>
       <w:contextualSpacing/>
     </w:pPr>
     <w:rPr>
-      <w:rFonts w:eastAsiaTheme="majorEastAsia"/>
-      <w:b/>
-      <w:bCs/>
+      <w:rFonts w:asciiTheme="majorHAnsi" w:eastAsiaTheme="majorEastAsia" w:hAnsiTheme="majorHAnsi" w:cstheme="majorBidi"/>
       <w:spacing w:val="-10"/>
       <w:kern w:val="28"/>
-      <w:sz w:val="40"/>
-      <w:szCs w:val="40"/>
+      <w:sz w:val="56"/>
+      <w:szCs w:val="56"/>
     </w:rPr>
   </w:style>
   <w:style w:type="character" w:customStyle="1" w:styleId="TitleChar">
     <w:name w:val="Title Char"/>
-    <w:aliases w:val="Worksheet title Char"/>
     <w:basedOn w:val="DefaultParagraphFont"/>
     <w:link w:val="Title"/>
     <w:uiPriority w:val="10"/>
-    <w:rsid w:val="00486C33"/>
+    <w:rsid w:val="00142591"/>
     <w:rPr>
-      <w:rFonts w:ascii="Arial" w:eastAsiaTheme="majorEastAsia" w:hAnsi="Arial" w:cs="Arial"/>
-      <w:b/>
-      <w:bCs/>
+      <w:rFonts w:asciiTheme="majorHAnsi" w:eastAsiaTheme="majorEastAsia" w:hAnsiTheme="majorHAnsi" w:cstheme="majorBidi"/>
       <w:spacing w:val="-10"/>
       <w:kern w:val="28"/>
-      <w:sz w:val="40"/>
-      <w:szCs w:val="40"/>
-      <w14:ligatures w14:val="none"/>
+      <w:sz w:val="56"/>
+      <w:szCs w:val="56"/>
     </w:rPr>
   </w:style>
   <w:style w:type="paragraph" w:styleId="Subtitle">
@@ -3460,11 +3548,11 @@
   </w:style>
   <w:style w:type="paragraph" w:styleId="Quote">
     <w:name w:val="Quote"/>
-    <w:aliases w:val="Pack title small"/>
     <w:basedOn w:val="Normal"/>
     <w:next w:val="Normal"/>
     <w:link w:val="QuoteChar"/>
     <w:uiPriority w:val="29"/>
+    <w:qFormat/>
     <w:rsid w:val="00142591"/>
     <w:pPr>
       <w:spacing w:before="160"/>
@@ -3478,7 +3566,6 @@
   </w:style>
   <w:style w:type="character" w:customStyle="1" w:styleId="QuoteChar">
     <w:name w:val="Quote Char"/>
-    <w:aliases w:val="Pack title small Char"/>
     <w:basedOn w:val="DefaultParagraphFont"/>
     <w:link w:val="Quote"/>
     <w:uiPriority w:val="29"/>
@@ -3491,7 +3578,6 @@
   </w:style>
   <w:style w:type="paragraph" w:styleId="ListParagraph">
     <w:name w:val="List Paragraph"/>
-    <w:aliases w:val="Contents list"/>
     <w:basedOn w:val="Normal"/>
     <w:link w:val="ListParagraphChar"/>
     <w:uiPriority w:val="34"/>
@@ -3506,6 +3592,7 @@
     <w:name w:val="Intense Emphasis"/>
     <w:basedOn w:val="DefaultParagraphFont"/>
     <w:uiPriority w:val="21"/>
+    <w:qFormat/>
     <w:rsid w:val="00142591"/>
     <w:rPr>
       <w:i/>
@@ -3519,6 +3606,7 @@
     <w:next w:val="Normal"/>
     <w:link w:val="IntenseQuoteChar"/>
     <w:uiPriority w:val="30"/>
+    <w:qFormat/>
     <w:rsid w:val="00142591"/>
     <w:pPr>
       <w:pBdr>
@@ -3551,6 +3639,7 @@
     <w:name w:val="Intense Reference"/>
     <w:basedOn w:val="DefaultParagraphFont"/>
     <w:uiPriority w:val="32"/>
+    <w:qFormat/>
     <w:rsid w:val="00142591"/>
     <w:rPr>
       <w:b/>
@@ -3588,7 +3677,7 @@
       <w:ind w:left="273" w:hanging="273"/>
     </w:pPr>
     <w:rPr>
-      <w:rFonts w:eastAsia="Times New Roman"/>
+      <w:rFonts w:ascii="Arial" w:eastAsia="Times New Roman" w:hAnsi="Arial" w:cs="Arial"/>
       <w:color w:val="000000"/>
       <w:kern w:val="28"/>
       <w:sz w:val="24"/>
@@ -3642,17 +3731,23 @@
     <w:basedOn w:val="ListParagraph"/>
     <w:link w:val="NumberedbulletChar"/>
     <w:qFormat/>
-    <w:rsid w:val="00327C47"/>
+    <w:rsid w:val="00794596"/>
     <w:pPr>
+      <w:widowControl w:val="0"/>
       <w:numPr>
-        <w:numId w:val="13"/>
+        <w:numId w:val="5"/>
       </w:numPr>
-      <w:spacing w:line="288" w:lineRule="auto"/>
+      <w:tabs>
+        <w:tab w:val="left" w:pos="330"/>
+      </w:tabs>
     </w:pPr>
+    <w:rPr>
+      <w:rFonts w:ascii="Calibri" w:hAnsi="Calibri" w:cs="Calibri"/>
+      <w14:ligatures w14:val="none"/>
+    </w:rPr>
   </w:style>
   <w:style w:type="character" w:customStyle="1" w:styleId="ListParagraphChar">
     <w:name w:val="List Paragraph Char"/>
-    <w:aliases w:val="Contents list Char"/>
     <w:basedOn w:val="DefaultParagraphFont"/>
     <w:link w:val="ListParagraph"/>
     <w:uiPriority w:val="34"/>
@@ -3662,9 +3757,9 @@
     <w:name w:val="Numbered bullet Char"/>
     <w:basedOn w:val="ListParagraphChar"/>
     <w:link w:val="Numberedbullet"/>
-    <w:rsid w:val="00327C47"/>
+    <w:rsid w:val="00794596"/>
     <w:rPr>
-      <w:rFonts w:ascii="Arial" w:hAnsi="Arial" w:cs="Arial"/>
+      <w:rFonts w:ascii="Calibri" w:hAnsi="Calibri" w:cs="Calibri"/>
       <w14:ligatures w14:val="none"/>
     </w:rPr>
   </w:style>
@@ -3689,306 +3784,6 @@
     <w:rPr>
       <w:color w:val="605E5C"/>
       <w:shd w:val="clear" w:color="auto" w:fill="E1DFDD"/>
-    </w:rPr>
-  </w:style>
-  <w:style w:type="paragraph" w:customStyle="1" w:styleId="Packtitle">
-    <w:name w:val="Pack title"/>
-    <w:basedOn w:val="Normal"/>
-    <w:link w:val="PacktitleChar"/>
-    <w:qFormat/>
-    <w:rsid w:val="00486C33"/>
-    <w:pPr>
-      <w:jc w:val="center"/>
-    </w:pPr>
-    <w:rPr>
-      <w:b/>
-      <w:bCs/>
-      <w:sz w:val="36"/>
-      <w:szCs w:val="36"/>
-    </w:rPr>
-  </w:style>
-  <w:style w:type="character" w:customStyle="1" w:styleId="PacktitleChar">
-    <w:name w:val="Pack title Char"/>
-    <w:basedOn w:val="DefaultParagraphFont"/>
-    <w:link w:val="Packtitle"/>
-    <w:rsid w:val="00486C33"/>
-    <w:rPr>
-      <w:rFonts w:ascii="Arial" w:hAnsi="Arial" w:cs="Arial"/>
-      <w:b/>
-      <w:bCs/>
-      <w:sz w:val="36"/>
-      <w:szCs w:val="36"/>
-      <w14:ligatures w14:val="none"/>
-    </w:rPr>
-  </w:style>
-  <w:style w:type="paragraph" w:customStyle="1" w:styleId="Wsname">
-    <w:name w:val="Ws name"/>
-    <w:basedOn w:val="Normal"/>
-    <w:link w:val="WsnameChar"/>
-    <w:qFormat/>
-    <w:rsid w:val="00486C33"/>
-    <w:rPr>
-      <w:b/>
-      <w:bCs/>
-      <w:sz w:val="28"/>
-      <w:szCs w:val="28"/>
-    </w:rPr>
-  </w:style>
-  <w:style w:type="character" w:customStyle="1" w:styleId="WsnameChar">
-    <w:name w:val="Ws name Char"/>
-    <w:basedOn w:val="DefaultParagraphFont"/>
-    <w:link w:val="Wsname"/>
-    <w:rsid w:val="00486C33"/>
-    <w:rPr>
-      <w:rFonts w:ascii="Arial" w:hAnsi="Arial" w:cs="Arial"/>
-      <w:b/>
-      <w:bCs/>
-      <w:sz w:val="28"/>
-      <w:szCs w:val="28"/>
-      <w14:ligatures w14:val="none"/>
-    </w:rPr>
-  </w:style>
-  <w:style w:type="paragraph" w:customStyle="1" w:styleId="Wsreference">
-    <w:name w:val="Ws reference"/>
-    <w:basedOn w:val="Normal"/>
-    <w:link w:val="WsreferenceChar"/>
-    <w:qFormat/>
-    <w:rsid w:val="00780A02"/>
-    <w:rPr>
-      <w:sz w:val="18"/>
-      <w:szCs w:val="18"/>
-    </w:rPr>
-  </w:style>
-  <w:style w:type="character" w:customStyle="1" w:styleId="WsreferenceChar">
-    <w:name w:val="Ws reference Char"/>
-    <w:basedOn w:val="DefaultParagraphFont"/>
-    <w:link w:val="Wsreference"/>
-    <w:rsid w:val="00780A02"/>
-    <w:rPr>
-      <w:rFonts w:ascii="Arial" w:hAnsi="Arial" w:cs="Arial"/>
-      <w:sz w:val="18"/>
-      <w:szCs w:val="18"/>
-      <w14:ligatures w14:val="none"/>
-    </w:rPr>
-  </w:style>
-  <w:style w:type="paragraph" w:customStyle="1" w:styleId="Packtitle-topright">
-    <w:name w:val="Pack title - top right"/>
-    <w:basedOn w:val="Quote"/>
-    <w:link w:val="Packtitle-toprightChar"/>
-    <w:qFormat/>
-    <w:rsid w:val="00780A02"/>
-    <w:pPr>
-      <w:spacing w:before="0"/>
-    </w:pPr>
-    <w:rPr>
-      <w:b/>
-      <w:bCs/>
-      <w:i w:val="0"/>
-      <w:iCs w:val="0"/>
-      <w:sz w:val="32"/>
-      <w:szCs w:val="32"/>
-    </w:rPr>
-  </w:style>
-  <w:style w:type="character" w:customStyle="1" w:styleId="Packtitle-toprightChar">
-    <w:name w:val="Pack title - top right Char"/>
-    <w:basedOn w:val="QuoteChar"/>
-    <w:link w:val="Packtitle-topright"/>
-    <w:rsid w:val="00780A02"/>
-    <w:rPr>
-      <w:rFonts w:ascii="Arial" w:hAnsi="Arial" w:cs="Arial"/>
-      <w:b/>
-      <w:bCs/>
-      <w:i w:val="0"/>
-      <w:iCs w:val="0"/>
-      <w:color w:val="404040" w:themeColor="text1" w:themeTint="BF"/>
-      <w:sz w:val="32"/>
-      <w:szCs w:val="32"/>
-      <w14:ligatures w14:val="none"/>
-    </w:rPr>
-  </w:style>
-  <w:style w:type="character" w:styleId="BookTitle">
-    <w:name w:val="Book Title"/>
-    <w:basedOn w:val="DefaultParagraphFont"/>
-    <w:uiPriority w:val="33"/>
-    <w:qFormat/>
-    <w:rsid w:val="00780A02"/>
-    <w:rPr>
-      <w:b/>
-      <w:bCs/>
-      <w:i/>
-      <w:iCs/>
-      <w:spacing w:val="5"/>
-    </w:rPr>
-  </w:style>
-  <w:style w:type="paragraph" w:customStyle="1" w:styleId="Wsnumber">
-    <w:name w:val="Ws number"/>
-    <w:basedOn w:val="Title"/>
-    <w:link w:val="WsnumberChar"/>
-    <w:qFormat/>
-    <w:rsid w:val="00780A02"/>
-  </w:style>
-  <w:style w:type="character" w:customStyle="1" w:styleId="WsnumberChar">
-    <w:name w:val="Ws number Char"/>
-    <w:basedOn w:val="TitleChar"/>
-    <w:link w:val="Wsnumber"/>
-    <w:rsid w:val="00780A02"/>
-    <w:rPr>
-      <w:rFonts w:ascii="Arial" w:eastAsiaTheme="majorEastAsia" w:hAnsi="Arial" w:cs="Arial"/>
-      <w:b/>
-      <w:bCs/>
-      <w:spacing w:val="-10"/>
-      <w:kern w:val="28"/>
-      <w:sz w:val="40"/>
-      <w:szCs w:val="40"/>
-      <w14:ligatures w14:val="none"/>
-    </w:rPr>
-  </w:style>
-  <w:style w:type="paragraph" w:customStyle="1" w:styleId="YouTubelinkURL">
-    <w:name w:val="YouTube link URL"/>
-    <w:basedOn w:val="Normal"/>
-    <w:link w:val="YouTubelinkURLChar"/>
-    <w:qFormat/>
-    <w:rsid w:val="00EE73EF"/>
-    <w:pPr>
-      <w:spacing w:after="120"/>
-      <w:jc w:val="center"/>
-    </w:pPr>
-    <w:rPr>
-      <w:rFonts w:ascii="Calibri" w:hAnsi="Calibri" w:cs="Calibri"/>
-      <w:b/>
-      <w:bCs/>
-      <w:color w:val="156082" w:themeColor="accent1"/>
-      <w:sz w:val="24"/>
-      <w:szCs w:val="24"/>
-      <w:u w:val="single"/>
-    </w:rPr>
-  </w:style>
-  <w:style w:type="character" w:customStyle="1" w:styleId="YouTubelinkURLChar">
-    <w:name w:val="YouTube link URL Char"/>
-    <w:basedOn w:val="DefaultParagraphFont"/>
-    <w:link w:val="YouTubelinkURL"/>
-    <w:rsid w:val="00EE73EF"/>
-    <w:rPr>
-      <w:rFonts w:ascii="Calibri" w:hAnsi="Calibri" w:cs="Calibri"/>
-      <w:b/>
-      <w:bCs/>
-      <w:color w:val="156082" w:themeColor="accent1"/>
-      <w:sz w:val="24"/>
-      <w:szCs w:val="24"/>
-      <w:u w:val="single"/>
-      <w14:ligatures w14:val="none"/>
-    </w:rPr>
-  </w:style>
-  <w:style w:type="paragraph" w:customStyle="1" w:styleId="Bullet">
-    <w:name w:val="Bullet"/>
-    <w:basedOn w:val="ListParagraph"/>
-    <w:link w:val="BulletChar"/>
-    <w:qFormat/>
-    <w:rsid w:val="00327C47"/>
-    <w:pPr>
-      <w:numPr>
-        <w:numId w:val="2"/>
-      </w:numPr>
-      <w:spacing w:before="120" w:after="120" w:line="288" w:lineRule="auto"/>
-      <w:ind w:left="714" w:hanging="357"/>
-    </w:pPr>
-  </w:style>
-  <w:style w:type="character" w:customStyle="1" w:styleId="BulletChar">
-    <w:name w:val="Bullet Char"/>
-    <w:basedOn w:val="ListParagraphChar"/>
-    <w:link w:val="Bullet"/>
-    <w:rsid w:val="00327C47"/>
-    <w:rPr>
-      <w:rFonts w:ascii="Arial" w:hAnsi="Arial" w:cs="Arial"/>
-      <w14:ligatures w14:val="none"/>
-    </w:rPr>
-  </w:style>
-  <w:style w:type="paragraph" w:customStyle="1" w:styleId="Contents">
-    <w:name w:val="Contents"/>
-    <w:basedOn w:val="ListParagraph"/>
-    <w:link w:val="ContentsChar"/>
-    <w:qFormat/>
-    <w:rsid w:val="00AD585D"/>
-    <w:pPr>
-      <w:spacing w:line="336" w:lineRule="auto"/>
-    </w:pPr>
-  </w:style>
-  <w:style w:type="character" w:customStyle="1" w:styleId="ContentsChar">
-    <w:name w:val="Contents Char"/>
-    <w:basedOn w:val="ListParagraphChar"/>
-    <w:link w:val="Contents"/>
-    <w:rsid w:val="00AD585D"/>
-    <w:rPr>
-      <w:rFonts w:ascii="Arial" w:hAnsi="Arial" w:cs="Arial"/>
-      <w14:ligatures w14:val="none"/>
-    </w:rPr>
-  </w:style>
-  <w:style w:type="paragraph" w:styleId="Header">
-    <w:name w:val="header"/>
-    <w:basedOn w:val="Normal"/>
-    <w:link w:val="HeaderChar"/>
-    <w:uiPriority w:val="99"/>
-    <w:unhideWhenUsed/>
-    <w:rsid w:val="00FE3FF4"/>
-    <w:pPr>
-      <w:tabs>
-        <w:tab w:val="center" w:pos="4513"/>
-        <w:tab w:val="right" w:pos="9026"/>
-      </w:tabs>
-    </w:pPr>
-  </w:style>
-  <w:style w:type="character" w:customStyle="1" w:styleId="HeaderChar">
-    <w:name w:val="Header Char"/>
-    <w:basedOn w:val="DefaultParagraphFont"/>
-    <w:link w:val="Header"/>
-    <w:uiPriority w:val="99"/>
-    <w:rsid w:val="00FE3FF4"/>
-    <w:rPr>
-      <w:rFonts w:ascii="Arial" w:hAnsi="Arial" w:cs="Arial"/>
-      <w14:ligatures w14:val="none"/>
-    </w:rPr>
-  </w:style>
-  <w:style w:type="paragraph" w:styleId="Footer">
-    <w:name w:val="footer"/>
-    <w:basedOn w:val="Normal"/>
-    <w:link w:val="FooterChar"/>
-    <w:unhideWhenUsed/>
-    <w:rsid w:val="00FE3FF4"/>
-    <w:pPr>
-      <w:tabs>
-        <w:tab w:val="center" w:pos="4513"/>
-        <w:tab w:val="right" w:pos="9026"/>
-      </w:tabs>
-    </w:pPr>
-  </w:style>
-  <w:style w:type="character" w:customStyle="1" w:styleId="FooterChar">
-    <w:name w:val="Footer Char"/>
-    <w:basedOn w:val="DefaultParagraphFont"/>
-    <w:link w:val="Footer"/>
-    <w:uiPriority w:val="99"/>
-    <w:rsid w:val="00FE3FF4"/>
-    <w:rPr>
-      <w:rFonts w:ascii="Arial" w:hAnsi="Arial" w:cs="Arial"/>
-      <w14:ligatures w14:val="none"/>
-    </w:rPr>
-  </w:style>
-  <w:style w:type="paragraph" w:customStyle="1" w:styleId="Default">
-    <w:name w:val="Default"/>
-    <w:rsid w:val="00B43F51"/>
-    <w:pPr>
-      <w:autoSpaceDE w:val="0"/>
-      <w:autoSpaceDN w:val="0"/>
-      <w:adjustRightInd w:val="0"/>
-      <w:spacing w:after="0" w:line="240" w:lineRule="auto"/>
-    </w:pPr>
-    <w:rPr>
-      <w:rFonts w:ascii="CongressSans" w:eastAsia="Times New Roman" w:hAnsi="CongressSans" w:cs="CongressSans"/>
-      <w:color w:val="000000"/>
-      <w:kern w:val="0"/>
-      <w:sz w:val="24"/>
-      <w:szCs w:val="24"/>
-      <w:lang w:eastAsia="en-GB"/>
-      <w14:ligatures w14:val="none"/>
     </w:rPr>
   </w:style>
 </w:styles>

--- a/content/CP4807/CP4807-TN.docx
+++ b/content/CP4807/CP4807-TN.docx
@@ -414,7 +414,7 @@
           <w:noProof/>
         </w:rPr>
         <w:drawing>
-          <wp:inline distT="0" distB="0" distL="0" distR="0" wp14:anchorId="550B156B" wp14:editId="5DE2F1D2">
+          <wp:inline distT="0" distB="0" distL="0" distR="0" wp14:anchorId="550B156B" wp14:editId="755F93E9">
             <wp:extent cx="6840220" cy="4532907"/>
             <wp:effectExtent l="0" t="0" r="0" b="1270"/>
             <wp:docPr id="1206080608" name="Picture 3"/>
@@ -431,7 +431,7 @@
                     </pic:cNvPicPr>
                   </pic:nvPicPr>
                   <pic:blipFill>
-                    <a:blip r:link="rId6"/>
+                    <a:blip r:embed="rId6" r:link="rId7"/>
                     <a:stretch>
                       <a:fillRect/>
                     </a:stretch>
